--- a/rapports/2026-06-06/EQ7/EQ7_sup_v2/DR_072203030017/26-95-70-29.docx
+++ b/rapports/2026-06-06/EQ7/EQ7_sup_v2/DR_072203030017/26-95-70-29.docx
@@ -297,7 +297,7 @@
           <w:color w:val="1F6FEB"/>
           <w:sz w:val="22"/>
         </w:rPr>
-        <w:t>⚠ INCOHÉRENCES À CORRIGER (82)</w:t>
+        <w:t>⚠ INCOHÉRENCES À CORRIGER (76)</w:t>
       </w:r>
     </w:p>
     <w:tbl>
@@ -1354,7 +1354,7 @@
                 <w:color w:val="16A34A"/>
                 <w:sz w:val="16"/>
               </w:rPr>
-              <w:t>—</w:t>
+              <w:t>s01q49, s02q24, s01q00b, s02q17_2, s02q15_2</w:t>
             </w:r>
           </w:p>
         </w:tc>
@@ -1385,7 +1385,7 @@
                 <w:i w:val="0"/>
                 <w:sz w:val="17"/>
               </w:rPr>
-              <w:t>Incohérence!!! seulement les écoles gouvermentales paient les cotisations (Gouvernement, communauté, ONG ou organisation humanitaire).</w:t>
+              <w:t>Le montant des frais pour les cahiers et autres matériels scolaires (30000 FCFA) pour l'année scolaire de Mouhamed sall qui fréquente 5ème année de Primaire semble incohérent, veuillez, s'il vous plait, verifier cette information auprès de l'enquêté ou confirmer avec le QG.</w:t>
             </w:r>
           </w:p>
         </w:tc>
@@ -1444,7 +1444,7 @@
                 <w:color w:val="16A34A"/>
                 <w:sz w:val="16"/>
               </w:rPr>
-              <w:t>s01q49, s02q24, s01q00b, s02q17_2, s02q15_2</w:t>
+              <w:t>s02q33, s01q00b</w:t>
             </w:r>
           </w:p>
         </w:tc>
@@ -1475,7 +1475,7 @@
                 <w:i w:val="0"/>
                 <w:sz w:val="17"/>
               </w:rPr>
-              <w:t>Le montant des frais pour les cahiers et autres matériels scolaires (30000 FCFA) pour l'année scolaire de Mouhamed sall qui fréquente 5ème année de Primaire semble incohérent, veuillez, s'il vous plait, verifier cette information auprès de l'enquêté ou confirmer avec le QG.</w:t>
+              <w:t>Incoherent!!! La dernière fois que Moussa sall a  fréquenté l'école est 9999.</w:t>
             </w:r>
           </w:p>
         </w:tc>
@@ -1534,7 +1534,7 @@
                 <w:color w:val="16A34A"/>
                 <w:sz w:val="16"/>
               </w:rPr>
-              <w:t>s02q33, s01q00b</w:t>
+              <w:t>s01q32, s01q36, s01q38, s04q37_modif, s02q33, s02q34, s01q00b</w:t>
             </w:r>
           </w:p>
         </w:tc>
@@ -1565,7 +1565,7 @@
                 <w:i w:val="0"/>
                 <w:sz w:val="17"/>
               </w:rPr>
-              <w:t>Incoherent!!! La dernière fois que Moussa sall a  fréquenté l'école est 9999.</w:t>
+              <w:t>Peu probable!!! Vu l'âge (20 ans) de Khadim gueye ou l'année à laquelle Khadim gueye a fréquenté l'école pour la dernière fois (9999) le dernier diplome de Khadim gueye ne peut être le Certificat d'études primaires (CEP), prière de corriger cette incohérence ou confirmer avec le QG.</w:t>
             </w:r>
           </w:p>
         </w:tc>
@@ -1624,7 +1624,7 @@
                 <w:color w:val="16A34A"/>
                 <w:sz w:val="16"/>
               </w:rPr>
-              <w:t>s01q32, s01q36, s01q38, s04q37_modif, s02q33, s02q34, s01q00b</w:t>
+              <w:t>s02q33, s01q00b</w:t>
             </w:r>
           </w:p>
         </w:tc>
@@ -1655,7 +1655,7 @@
                 <w:i w:val="0"/>
                 <w:sz w:val="17"/>
               </w:rPr>
-              <w:t>Peu probable!!! Vu l'âge (20 ans) de Khadim gueye ou l'année à laquelle Khadim gueye a fréquenté l'école pour la dernière fois (9999) le dernier diplome de Khadim gueye ne peut être le Certificat d'études primaires (CEP), prière de corriger cette incohérence ou confirmer avec le QG.</w:t>
+              <w:t>Incoherent!!! La dernière fois que Khadim gueye a  fréquenté l'école est 9999.</w:t>
             </w:r>
           </w:p>
         </w:tc>
@@ -1670,10 +1670,730 @@
               <w:rPr>
                 <w:b/>
                 <w:i w:val="0"/>
-                <w:color w:val="DC2626"/>
+                <w:color w:val="EA580C"/>
                 <w:sz w:val="16"/>
               </w:rPr>
-              <w:t>Haute</w:t>
+              <w:t>Moyenne</w:t>
+            </w:r>
+          </w:p>
+        </w:tc>
+        <w:tc>
+          <w:tcPr>
+            <w:tcW w:type="dxa" w:w="1247"/>
+          </w:tcPr>
+          <w:p>
+            <w:r>
+              <w:rPr>
+                <w:b/>
+                <w:i w:val="0"/>
+                <w:sz w:val="16"/>
+              </w:rPr>
+              <w:t>S00</w:t>
+              <w:br/>
+            </w:r>
+            <w:r>
+              <w:rPr>
+                <w:b w:val="0"/>
+                <w:i w:val="0"/>
+                <w:color w:val="64748B"/>
+                <w:sz w:val="14"/>
+              </w:rPr>
+              <w:t>Identification</w:t>
+            </w:r>
+          </w:p>
+        </w:tc>
+        <w:tc>
+          <w:tcPr>
+            <w:tcW w:type="dxa" w:w="1531"/>
+          </w:tcPr>
+          <w:p>
+            <w:r>
+              <w:rPr>
+                <w:b/>
+                <w:i w:val="0"/>
+                <w:color w:val="16A34A"/>
+                <w:sz w:val="16"/>
+              </w:rPr>
+              <w:t>—</w:t>
+            </w:r>
+          </w:p>
+        </w:tc>
+        <w:tc>
+          <w:tcPr>
+            <w:tcW w:type="dxa" w:w="1191"/>
+          </w:tcPr>
+          <w:p>
+            <w:r>
+              <w:rPr>
+                <w:b w:val="0"/>
+                <w:i w:val="0"/>
+                <w:color w:val="64748B"/>
+                <w:sz w:val="16"/>
+              </w:rPr>
+              <w:t>GT-CQ</w:t>
+            </w:r>
+          </w:p>
+        </w:tc>
+        <w:tc>
+          <w:tcPr>
+            <w:tcW w:type="dxa" w:w="4706"/>
+          </w:tcPr>
+          <w:p>
+            <w:r>
+              <w:rPr>
+                <w:b w:val="0"/>
+                <w:i w:val="0"/>
+                <w:sz w:val="17"/>
+              </w:rPr>
+              <w:t>L'adresse ou la localisation du ménage doit être bien renseignée, ne doit pas contenir des numéros de téléphone et elle semble courte pour être une adresse.</w:t>
+            </w:r>
+          </w:p>
+        </w:tc>
+      </w:tr>
+      <w:tr>
+        <w:tc>
+          <w:tcPr>
+            <w:tcW w:type="dxa" w:w="964"/>
+          </w:tcPr>
+          <w:p>
+            <w:r>
+              <w:rPr>
+                <w:b/>
+                <w:i w:val="0"/>
+                <w:color w:val="EA580C"/>
+                <w:sz w:val="16"/>
+              </w:rPr>
+              <w:t>Moyenne</w:t>
+            </w:r>
+          </w:p>
+        </w:tc>
+        <w:tc>
+          <w:tcPr>
+            <w:tcW w:type="dxa" w:w="1247"/>
+          </w:tcPr>
+          <w:p>
+            <w:r>
+              <w:rPr>
+                <w:b/>
+                <w:i w:val="0"/>
+                <w:sz w:val="16"/>
+              </w:rPr>
+              <w:t>S00</w:t>
+              <w:br/>
+            </w:r>
+            <w:r>
+              <w:rPr>
+                <w:b w:val="0"/>
+                <w:i w:val="0"/>
+                <w:color w:val="64748B"/>
+                <w:sz w:val="14"/>
+              </w:rPr>
+              <w:t>Identification</w:t>
+            </w:r>
+          </w:p>
+        </w:tc>
+        <w:tc>
+          <w:tcPr>
+            <w:tcW w:type="dxa" w:w="1531"/>
+          </w:tcPr>
+          <w:p>
+            <w:r>
+              <w:rPr>
+                <w:b/>
+                <w:i w:val="0"/>
+                <w:color w:val="16A34A"/>
+                <w:sz w:val="16"/>
+              </w:rPr>
+              <w:t>—</w:t>
+            </w:r>
+          </w:p>
+        </w:tc>
+        <w:tc>
+          <w:tcPr>
+            <w:tcW w:type="dxa" w:w="1191"/>
+          </w:tcPr>
+          <w:p>
+            <w:r>
+              <w:rPr>
+                <w:b w:val="0"/>
+                <w:i w:val="0"/>
+                <w:color w:val="64748B"/>
+                <w:sz w:val="16"/>
+              </w:rPr>
+              <w:t>GT-CQ</w:t>
+            </w:r>
+          </w:p>
+        </w:tc>
+        <w:tc>
+          <w:tcPr>
+            <w:tcW w:type="dxa" w:w="4706"/>
+          </w:tcPr>
+          <w:p>
+            <w:r>
+              <w:rPr>
+                <w:b w:val="0"/>
+                <w:i w:val="0"/>
+                <w:sz w:val="17"/>
+              </w:rPr>
+              <w:t>Prière de renseigner la bonne adresse.</w:t>
+            </w:r>
+          </w:p>
+        </w:tc>
+      </w:tr>
+      <w:tr>
+        <w:tc>
+          <w:tcPr>
+            <w:tcW w:type="dxa" w:w="964"/>
+          </w:tcPr>
+          <w:p>
+            <w:r>
+              <w:rPr>
+                <w:b/>
+                <w:i w:val="0"/>
+                <w:color w:val="EA580C"/>
+                <w:sz w:val="16"/>
+              </w:rPr>
+              <w:t>Moyenne</w:t>
+            </w:r>
+          </w:p>
+        </w:tc>
+        <w:tc>
+          <w:tcPr>
+            <w:tcW w:type="dxa" w:w="1247"/>
+          </w:tcPr>
+          <w:p>
+            <w:r>
+              <w:rPr>
+                <w:b/>
+                <w:i w:val="0"/>
+                <w:sz w:val="16"/>
+              </w:rPr>
+              <w:t>S01</w:t>
+              <w:br/>
+            </w:r>
+            <w:r>
+              <w:rPr>
+                <w:b w:val="0"/>
+                <w:i w:val="0"/>
+                <w:color w:val="64748B"/>
+                <w:sz w:val="14"/>
+              </w:rPr>
+              <w:t>Démographie</w:t>
+            </w:r>
+          </w:p>
+        </w:tc>
+        <w:tc>
+          <w:tcPr>
+            <w:tcW w:type="dxa" w:w="1531"/>
+          </w:tcPr>
+          <w:p>
+            <w:r>
+              <w:rPr>
+                <w:b/>
+                <w:i w:val="0"/>
+                <w:color w:val="16A34A"/>
+                <w:sz w:val="16"/>
+              </w:rPr>
+              <w:t>—</w:t>
+            </w:r>
+          </w:p>
+        </w:tc>
+        <w:tc>
+          <w:tcPr>
+            <w:tcW w:type="dxa" w:w="1191"/>
+          </w:tcPr>
+          <w:p>
+            <w:r>
+              <w:rPr>
+                <w:b w:val="0"/>
+                <w:i w:val="0"/>
+                <w:color w:val="64748B"/>
+                <w:sz w:val="16"/>
+              </w:rPr>
+              <w:t>GT-CQ</w:t>
+            </w:r>
+          </w:p>
+        </w:tc>
+        <w:tc>
+          <w:tcPr>
+            <w:tcW w:type="dxa" w:w="4706"/>
+          </w:tcPr>
+          <w:p>
+            <w:r>
+              <w:rPr>
+                <w:b w:val="0"/>
+                <w:i w:val="0"/>
+                <w:sz w:val="17"/>
+              </w:rPr>
+              <w:t>Prière de verifier l'information donnée par Aissata Sall ou corriger au niveau de la section 1.</w:t>
+            </w:r>
+          </w:p>
+        </w:tc>
+      </w:tr>
+      <w:tr>
+        <w:tc>
+          <w:tcPr>
+            <w:tcW w:type="dxa" w:w="964"/>
+          </w:tcPr>
+          <w:p>
+            <w:r>
+              <w:rPr>
+                <w:b/>
+                <w:i w:val="0"/>
+                <w:color w:val="EA580C"/>
+                <w:sz w:val="16"/>
+              </w:rPr>
+              <w:t>Moyenne</w:t>
+            </w:r>
+          </w:p>
+        </w:tc>
+        <w:tc>
+          <w:tcPr>
+            <w:tcW w:type="dxa" w:w="1247"/>
+          </w:tcPr>
+          <w:p>
+            <w:r>
+              <w:rPr>
+                <w:b/>
+                <w:i w:val="0"/>
+                <w:sz w:val="16"/>
+              </w:rPr>
+              <w:t>S01</w:t>
+              <w:br/>
+            </w:r>
+            <w:r>
+              <w:rPr>
+                <w:b w:val="0"/>
+                <w:i w:val="0"/>
+                <w:color w:val="64748B"/>
+                <w:sz w:val="14"/>
+              </w:rPr>
+              <w:t>Démographie</w:t>
+            </w:r>
+          </w:p>
+        </w:tc>
+        <w:tc>
+          <w:tcPr>
+            <w:tcW w:type="dxa" w:w="1531"/>
+          </w:tcPr>
+          <w:p>
+            <w:r>
+              <w:rPr>
+                <w:b/>
+                <w:i w:val="0"/>
+                <w:color w:val="16A34A"/>
+                <w:sz w:val="16"/>
+              </w:rPr>
+              <w:t>—</w:t>
+            </w:r>
+          </w:p>
+        </w:tc>
+        <w:tc>
+          <w:tcPr>
+            <w:tcW w:type="dxa" w:w="1191"/>
+          </w:tcPr>
+          <w:p>
+            <w:r>
+              <w:rPr>
+                <w:b w:val="0"/>
+                <w:i w:val="0"/>
+                <w:color w:val="64748B"/>
+                <w:sz w:val="16"/>
+              </w:rPr>
+              <w:t>GT-CQ</w:t>
+            </w:r>
+          </w:p>
+        </w:tc>
+        <w:tc>
+          <w:tcPr>
+            <w:tcW w:type="dxa" w:w="4706"/>
+          </w:tcPr>
+          <w:p>
+            <w:r>
+              <w:rPr>
+                <w:b w:val="0"/>
+                <w:i w:val="0"/>
+                <w:sz w:val="17"/>
+              </w:rPr>
+              <w:t>Prière de verifier l'information donnée par Cheikh mbacke Sall ou corriger au niveau de la section 1.</w:t>
+            </w:r>
+          </w:p>
+        </w:tc>
+      </w:tr>
+      <w:tr>
+        <w:tc>
+          <w:tcPr>
+            <w:tcW w:type="dxa" w:w="964"/>
+          </w:tcPr>
+          <w:p>
+            <w:r>
+              <w:rPr>
+                <w:b/>
+                <w:i w:val="0"/>
+                <w:color w:val="EA580C"/>
+                <w:sz w:val="16"/>
+              </w:rPr>
+              <w:t>Moyenne</w:t>
+            </w:r>
+          </w:p>
+        </w:tc>
+        <w:tc>
+          <w:tcPr>
+            <w:tcW w:type="dxa" w:w="1247"/>
+          </w:tcPr>
+          <w:p>
+            <w:r>
+              <w:rPr>
+                <w:b/>
+                <w:i w:val="0"/>
+                <w:sz w:val="16"/>
+              </w:rPr>
+              <w:t>S01</w:t>
+              <w:br/>
+            </w:r>
+            <w:r>
+              <w:rPr>
+                <w:b w:val="0"/>
+                <w:i w:val="0"/>
+                <w:color w:val="64748B"/>
+                <w:sz w:val="14"/>
+              </w:rPr>
+              <w:t>Démographie</w:t>
+            </w:r>
+          </w:p>
+        </w:tc>
+        <w:tc>
+          <w:tcPr>
+            <w:tcW w:type="dxa" w:w="1531"/>
+          </w:tcPr>
+          <w:p>
+            <w:r>
+              <w:rPr>
+                <w:b/>
+                <w:i w:val="0"/>
+                <w:color w:val="16A34A"/>
+                <w:sz w:val="16"/>
+              </w:rPr>
+              <w:t>—</w:t>
+            </w:r>
+          </w:p>
+        </w:tc>
+        <w:tc>
+          <w:tcPr>
+            <w:tcW w:type="dxa" w:w="1191"/>
+          </w:tcPr>
+          <w:p>
+            <w:r>
+              <w:rPr>
+                <w:b w:val="0"/>
+                <w:i w:val="0"/>
+                <w:color w:val="64748B"/>
+                <w:sz w:val="16"/>
+              </w:rPr>
+              <w:t>GT-CQ</w:t>
+            </w:r>
+          </w:p>
+        </w:tc>
+        <w:tc>
+          <w:tcPr>
+            <w:tcW w:type="dxa" w:w="4706"/>
+          </w:tcPr>
+          <w:p>
+            <w:r>
+              <w:rPr>
+                <w:b w:val="0"/>
+                <w:i w:val="0"/>
+                <w:sz w:val="17"/>
+              </w:rPr>
+              <w:t>Prière de verifier l'information donnée par Fatima Sall ou corriger au niveau de la section 1.</w:t>
+            </w:r>
+          </w:p>
+        </w:tc>
+      </w:tr>
+      <w:tr>
+        <w:tc>
+          <w:tcPr>
+            <w:tcW w:type="dxa" w:w="964"/>
+          </w:tcPr>
+          <w:p>
+            <w:r>
+              <w:rPr>
+                <w:b/>
+                <w:i w:val="0"/>
+                <w:color w:val="EA580C"/>
+                <w:sz w:val="16"/>
+              </w:rPr>
+              <w:t>Moyenne</w:t>
+            </w:r>
+          </w:p>
+        </w:tc>
+        <w:tc>
+          <w:tcPr>
+            <w:tcW w:type="dxa" w:w="1247"/>
+          </w:tcPr>
+          <w:p>
+            <w:r>
+              <w:rPr>
+                <w:b/>
+                <w:i w:val="0"/>
+                <w:sz w:val="16"/>
+              </w:rPr>
+              <w:t>S01</w:t>
+              <w:br/>
+            </w:r>
+            <w:r>
+              <w:rPr>
+                <w:b w:val="0"/>
+                <w:i w:val="0"/>
+                <w:color w:val="64748B"/>
+                <w:sz w:val="14"/>
+              </w:rPr>
+              <w:t>Démographie</w:t>
+            </w:r>
+          </w:p>
+        </w:tc>
+        <w:tc>
+          <w:tcPr>
+            <w:tcW w:type="dxa" w:w="1531"/>
+          </w:tcPr>
+          <w:p>
+            <w:r>
+              <w:rPr>
+                <w:b/>
+                <w:i w:val="0"/>
+                <w:color w:val="16A34A"/>
+                <w:sz w:val="16"/>
+              </w:rPr>
+              <w:t>—</w:t>
+            </w:r>
+          </w:p>
+        </w:tc>
+        <w:tc>
+          <w:tcPr>
+            <w:tcW w:type="dxa" w:w="1191"/>
+          </w:tcPr>
+          <w:p>
+            <w:r>
+              <w:rPr>
+                <w:b w:val="0"/>
+                <w:i w:val="0"/>
+                <w:color w:val="64748B"/>
+                <w:sz w:val="16"/>
+              </w:rPr>
+              <w:t>GT-CQ</w:t>
+            </w:r>
+          </w:p>
+        </w:tc>
+        <w:tc>
+          <w:tcPr>
+            <w:tcW w:type="dxa" w:w="4706"/>
+          </w:tcPr>
+          <w:p>
+            <w:r>
+              <w:rPr>
+                <w:b w:val="0"/>
+                <w:i w:val="0"/>
+                <w:sz w:val="17"/>
+              </w:rPr>
+              <w:t>Prière de verifier l'information donnée par Mouhamed sall ou corriger au niveau de la section 1.</w:t>
+            </w:r>
+          </w:p>
+        </w:tc>
+      </w:tr>
+      <w:tr>
+        <w:tc>
+          <w:tcPr>
+            <w:tcW w:type="dxa" w:w="964"/>
+          </w:tcPr>
+          <w:p>
+            <w:r>
+              <w:rPr>
+                <w:b/>
+                <w:i w:val="0"/>
+                <w:color w:val="EA580C"/>
+                <w:sz w:val="16"/>
+              </w:rPr>
+              <w:t>Moyenne</w:t>
+            </w:r>
+          </w:p>
+        </w:tc>
+        <w:tc>
+          <w:tcPr>
+            <w:tcW w:type="dxa" w:w="1247"/>
+          </w:tcPr>
+          <w:p>
+            <w:r>
+              <w:rPr>
+                <w:b/>
+                <w:i w:val="0"/>
+                <w:sz w:val="16"/>
+              </w:rPr>
+              <w:t>S01</w:t>
+              <w:br/>
+            </w:r>
+            <w:r>
+              <w:rPr>
+                <w:b w:val="0"/>
+                <w:i w:val="0"/>
+                <w:color w:val="64748B"/>
+                <w:sz w:val="14"/>
+              </w:rPr>
+              <w:t>Démographie</w:t>
+            </w:r>
+          </w:p>
+        </w:tc>
+        <w:tc>
+          <w:tcPr>
+            <w:tcW w:type="dxa" w:w="1531"/>
+          </w:tcPr>
+          <w:p>
+            <w:r>
+              <w:rPr>
+                <w:b/>
+                <w:i w:val="0"/>
+                <w:color w:val="16A34A"/>
+                <w:sz w:val="16"/>
+              </w:rPr>
+              <w:t>s01q23, s01q00b, s01q23_autre</w:t>
+            </w:r>
+          </w:p>
+        </w:tc>
+        <w:tc>
+          <w:tcPr>
+            <w:tcW w:type="dxa" w:w="1191"/>
+          </w:tcPr>
+          <w:p>
+            <w:r>
+              <w:rPr>
+                <w:b w:val="0"/>
+                <w:i w:val="0"/>
+                <w:color w:val="64748B"/>
+                <w:sz w:val="16"/>
+              </w:rPr>
+              <w:t>GT-CQ</w:t>
+            </w:r>
+          </w:p>
+        </w:tc>
+        <w:tc>
+          <w:tcPr>
+            <w:tcW w:type="dxa" w:w="4706"/>
+          </w:tcPr>
+          <w:p>
+            <w:r>
+              <w:rPr>
+                <w:b w:val="0"/>
+                <w:i w:val="0"/>
+                <w:sz w:val="17"/>
+              </w:rPr>
+              <w:t>La raison principale que Khadim gueye envisage de migrer est aller travailler et semble exister dans les modalités, prière de prendre attache avec le QG pour plus d'explication afin de la classer bien.</w:t>
+            </w:r>
+          </w:p>
+        </w:tc>
+      </w:tr>
+      <w:tr>
+        <w:tc>
+          <w:tcPr>
+            <w:tcW w:type="dxa" w:w="964"/>
+          </w:tcPr>
+          <w:p>
+            <w:r>
+              <w:rPr>
+                <w:b/>
+                <w:i w:val="0"/>
+                <w:color w:val="EA580C"/>
+                <w:sz w:val="16"/>
+              </w:rPr>
+              <w:t>Moyenne</w:t>
+            </w:r>
+          </w:p>
+        </w:tc>
+        <w:tc>
+          <w:tcPr>
+            <w:tcW w:type="dxa" w:w="1247"/>
+          </w:tcPr>
+          <w:p>
+            <w:r>
+              <w:rPr>
+                <w:b/>
+                <w:i w:val="0"/>
+                <w:sz w:val="16"/>
+              </w:rPr>
+              <w:t>S01</w:t>
+              <w:br/>
+            </w:r>
+            <w:r>
+              <w:rPr>
+                <w:b w:val="0"/>
+                <w:i w:val="0"/>
+                <w:color w:val="64748B"/>
+                <w:sz w:val="14"/>
+              </w:rPr>
+              <w:t>Démographie</w:t>
+            </w:r>
+          </w:p>
+        </w:tc>
+        <w:tc>
+          <w:tcPr>
+            <w:tcW w:type="dxa" w:w="1531"/>
+          </w:tcPr>
+          <w:p>
+            <w:r>
+              <w:rPr>
+                <w:b/>
+                <w:i w:val="0"/>
+                <w:color w:val="16A34A"/>
+                <w:sz w:val="16"/>
+              </w:rPr>
+              <w:t>s01q10_1</w:t>
+            </w:r>
+          </w:p>
+        </w:tc>
+        <w:tc>
+          <w:tcPr>
+            <w:tcW w:type="dxa" w:w="1191"/>
+          </w:tcPr>
+          <w:p>
+            <w:r>
+              <w:rPr>
+                <w:b w:val="0"/>
+                <w:i w:val="0"/>
+                <w:color w:val="64748B"/>
+                <w:sz w:val="16"/>
+              </w:rPr>
+              <w:t>GT-CQ</w:t>
+            </w:r>
+          </w:p>
+        </w:tc>
+        <w:tc>
+          <w:tcPr>
+            <w:tcW w:type="dxa" w:w="4706"/>
+          </w:tcPr>
+          <w:p>
+            <w:r>
+              <w:rPr>
+                <w:b w:val="0"/>
+                <w:i w:val="0"/>
+                <w:sz w:val="17"/>
+              </w:rPr>
+              <w:t>Prière de corriger.La taille du ménage lors de l'enquête principale (7) de ce ménage est inférieur à la taille du denombrement (11), prière de fournir des explications concrètes ou aller revisiter le ménage.</w:t>
+            </w:r>
+          </w:p>
+        </w:tc>
+      </w:tr>
+      <w:tr>
+        <w:tc>
+          <w:tcPr>
+            <w:tcW w:type="dxa" w:w="964"/>
+          </w:tcPr>
+          <w:p>
+            <w:r>
+              <w:rPr>
+                <w:b/>
+                <w:i w:val="0"/>
+                <w:color w:val="EA580C"/>
+                <w:sz w:val="16"/>
+              </w:rPr>
+              <w:t>Moyenne</w:t>
             </w:r>
           </w:p>
         </w:tc>
@@ -1714,7 +2434,7 @@
                 <w:color w:val="16A34A"/>
                 <w:sz w:val="16"/>
               </w:rPr>
-              <w:t>s02q33, s01q00b</w:t>
+              <w:t>—</w:t>
             </w:r>
           </w:p>
         </w:tc>
@@ -1745,7 +2465,7 @@
                 <w:i w:val="0"/>
                 <w:sz w:val="17"/>
               </w:rPr>
-              <w:t>Incoherent!!! La dernière fois que Khadim gueye a  fréquenté l'école est 9999.</w:t>
+              <w:t>Attention!!! le montant payé pour les frais de scolarité ( 17000 FCFA) de Fatima Sall  qui fréquente 2ème année de Maternelle semble faible.</w:t>
             </w:r>
           </w:p>
         </w:tc>
@@ -1778,7 +2498,7 @@
                 <w:i w:val="0"/>
                 <w:sz w:val="16"/>
               </w:rPr>
-              <w:t>S00</w:t>
+              <w:t>S02</w:t>
               <w:br/>
             </w:r>
             <w:r>
@@ -1788,7 +2508,7 @@
                 <w:color w:val="64748B"/>
                 <w:sz w:val="14"/>
               </w:rPr>
-              <w:t>Identification</w:t>
+              <w:t>Éducation</w:t>
             </w:r>
           </w:p>
         </w:tc>
@@ -1835,7 +2555,7 @@
                 <w:i w:val="0"/>
                 <w:sz w:val="17"/>
               </w:rPr>
-              <w:t>L'adresse ou la localisation du ménage doit être bien renseignée, ne doit pas contenir des numéros de téléphone et elle semble courte pour être une adresse.</w:t>
+              <w:t>Veuillez verifier cette information auprès de l'enquêté ou confirmer avec le QG.</w:t>
             </w:r>
           </w:p>
         </w:tc>
@@ -1868,7 +2588,7 @@
                 <w:i w:val="0"/>
                 <w:sz w:val="16"/>
               </w:rPr>
-              <w:t>S00</w:t>
+              <w:t>S02</w:t>
               <w:br/>
             </w:r>
             <w:r>
@@ -1878,7 +2598,7 @@
                 <w:color w:val="64748B"/>
                 <w:sz w:val="14"/>
               </w:rPr>
-              <w:t>Identification</w:t>
+              <w:t>Éducation</w:t>
             </w:r>
           </w:p>
         </w:tc>
@@ -1925,7 +2645,7 @@
                 <w:i w:val="0"/>
                 <w:sz w:val="17"/>
               </w:rPr>
-              <w:t>Prière de renseigner la bonne adresse.</w:t>
+              <w:t>Attention!!! le montant payé pour les frais de scolarité ( 19500 FCFA) de Mouhamed sall  qui fréquente 5ème année de Primaire semble faible.</w:t>
             </w:r>
           </w:p>
         </w:tc>
@@ -1958,7 +2678,7 @@
                 <w:i w:val="0"/>
                 <w:sz w:val="16"/>
               </w:rPr>
-              <w:t>S01</w:t>
+              <w:t>S02</w:t>
               <w:br/>
             </w:r>
             <w:r>
@@ -1968,7 +2688,7 @@
                 <w:color w:val="64748B"/>
                 <w:sz w:val="14"/>
               </w:rPr>
-              <w:t>Démographie</w:t>
+              <w:t>Éducation</w:t>
             </w:r>
           </w:p>
         </w:tc>
@@ -1984,7 +2704,7 @@
                 <w:color w:val="16A34A"/>
                 <w:sz w:val="16"/>
               </w:rPr>
-              <w:t>—</w:t>
+              <w:t>s01q23, s01q00b, s01q23_autre</w:t>
             </w:r>
           </w:p>
         </w:tc>
@@ -2015,7 +2735,7 @@
                 <w:i w:val="0"/>
                 <w:sz w:val="17"/>
               </w:rPr>
-              <w:t>Prière de verifier l'information donnée par Aissata Sall ou corriger au niveau de la section 1.</w:t>
+              <w:t>Le domaine que Moussa sall bénéficié de cette formation est CAP EN ENSEIGNEMENT et semble exister dans les modalités, prière de prendre attache avec le QG pour plus d'explication afin de la classer bien.</w:t>
             </w:r>
           </w:p>
         </w:tc>
@@ -2048,7 +2768,7 @@
                 <w:i w:val="0"/>
                 <w:sz w:val="16"/>
               </w:rPr>
-              <w:t>S01</w:t>
+              <w:t>S02</w:t>
               <w:br/>
             </w:r>
             <w:r>
@@ -2058,7 +2778,7 @@
                 <w:color w:val="64748B"/>
                 <w:sz w:val="14"/>
               </w:rPr>
-              <w:t>Démographie</w:t>
+              <w:t>Éducation</w:t>
             </w:r>
           </w:p>
         </w:tc>
@@ -2105,7 +2825,7 @@
                 <w:i w:val="0"/>
                 <w:sz w:val="17"/>
               </w:rPr>
-              <w:t>Prière de verifier l'information donnée par Cheikh mbacke Sall ou corriger au niveau de la section 1.</w:t>
+              <w:t>Prière de vous adresser à Moussa sall pour avoir l'année exacte.</w:t>
             </w:r>
           </w:p>
         </w:tc>
@@ -2138,7 +2858,7 @@
                 <w:i w:val="0"/>
                 <w:sz w:val="16"/>
               </w:rPr>
-              <w:t>S01</w:t>
+              <w:t>S02</w:t>
               <w:br/>
             </w:r>
             <w:r>
@@ -2148,7 +2868,7 @@
                 <w:color w:val="64748B"/>
                 <w:sz w:val="14"/>
               </w:rPr>
-              <w:t>Démographie</w:t>
+              <w:t>Éducation</w:t>
             </w:r>
           </w:p>
         </w:tc>
@@ -2195,7 +2915,7 @@
                 <w:i w:val="0"/>
                 <w:sz w:val="17"/>
               </w:rPr>
-              <w:t>Prière de verifier l'information donnée par Fatima Sall ou corriger au niveau de la section 1.</w:t>
+              <w:t>Prière de vous adresser à Khadim gueye pour avoir l'année exacte.</w:t>
             </w:r>
           </w:p>
         </w:tc>
@@ -2228,7 +2948,7 @@
                 <w:i w:val="0"/>
                 <w:sz w:val="16"/>
               </w:rPr>
-              <w:t>S01</w:t>
+              <w:t>S04</w:t>
               <w:br/>
             </w:r>
             <w:r>
@@ -2238,7 +2958,7 @@
                 <w:color w:val="64748B"/>
                 <w:sz w:val="14"/>
               </w:rPr>
-              <w:t>Démographie</w:t>
+              <w:t>Emploi</w:t>
             </w:r>
           </w:p>
         </w:tc>
@@ -2254,7 +2974,7 @@
                 <w:color w:val="16A34A"/>
                 <w:sz w:val="16"/>
               </w:rPr>
-              <w:t>—</w:t>
+              <w:t>s04q01, s04q02, s04q03, s04q04, s04q05, s04q06, s04q07, s04q08</w:t>
             </w:r>
           </w:p>
         </w:tc>
@@ -2285,7 +3005,7 @@
                 <w:i w:val="0"/>
                 <w:sz w:val="17"/>
               </w:rPr>
-              <w:t>Prière de verifier l'information donnée par Mouhamed sall ou corriger au niveau de la section 1.</w:t>
+              <w:t>pour Fary sall semble très élevés, prière de corriger ou confirmer avec le QG (s04q01 s04q02 s04q03 s04q04 s04q05 s04q06 s04q07 s04q08).</w:t>
             </w:r>
           </w:p>
         </w:tc>
@@ -2318,7 +3038,7 @@
                 <w:i w:val="0"/>
                 <w:sz w:val="16"/>
               </w:rPr>
-              <w:t>S01</w:t>
+              <w:t>S04</w:t>
               <w:br/>
             </w:r>
             <w:r>
@@ -2328,7 +3048,7 @@
                 <w:color w:val="64748B"/>
                 <w:sz w:val="14"/>
               </w:rPr>
-              <w:t>Démographie</w:t>
+              <w:t>Emploi</w:t>
             </w:r>
           </w:p>
         </w:tc>
@@ -2344,7 +3064,7 @@
                 <w:color w:val="16A34A"/>
                 <w:sz w:val="16"/>
               </w:rPr>
-              <w:t>s00q27, s01q03a, s01q03b, s01q03c, s01q00b</w:t>
+              <w:t>s01q47__1, s01q47__2, s01q47__3, s01q47__4, s01q47__5, s01q47__6, s01q47__7, s02q15</w:t>
             </w:r>
           </w:p>
         </w:tc>
@@ -2375,7 +3095,7 @@
                 <w:i w:val="0"/>
                 <w:sz w:val="17"/>
               </w:rPr>
-              <w:t>Les informations sur l'acte de naissance (ni Jours, ni mois et ni années) de  Khadim gueye  manquent, s'il vous plait pouvez-vous fournir d'effort pour avoir ces informations.</w:t>
+              <w:t>Attention! le nombre d'heure (3 heures) que Fary sall a travaillé par jour semble faible, veuillez s'il vous plait confirmer cette information avec le QG.</w:t>
             </w:r>
           </w:p>
         </w:tc>
@@ -2408,7 +3128,7 @@
                 <w:i w:val="0"/>
                 <w:sz w:val="16"/>
               </w:rPr>
-              <w:t>S01</w:t>
+              <w:t>S06</w:t>
               <w:br/>
             </w:r>
             <w:r>
@@ -2418,7 +3138,7 @@
                 <w:color w:val="64748B"/>
                 <w:sz w:val="14"/>
               </w:rPr>
-              <w:t>Démographie</w:t>
+              <w:t>Crédit &amp; épargne</w:t>
             </w:r>
           </w:p>
         </w:tc>
@@ -2434,7 +3154,7 @@
                 <w:color w:val="16A34A"/>
                 <w:sz w:val="16"/>
               </w:rPr>
-              <w:t>s01q23, s01q00b, s01q23_autre</w:t>
+              <w:t>—</w:t>
             </w:r>
           </w:p>
         </w:tc>
@@ -2465,7 +3185,7 @@
                 <w:i w:val="0"/>
                 <w:sz w:val="17"/>
               </w:rPr>
-              <w:t>La raison principale que Khadim gueye envisage de migrer est aller travailler et semble exister dans les modalités, prière de prendre attache avec le QG pour plus d'explication afin de la classer bien.</w:t>
+              <w:t>Veuillez vous rassurez réellement que la personne n'a pas affecté de crédit immobilier.</w:t>
             </w:r>
           </w:p>
         </w:tc>
@@ -2498,7 +3218,7 @@
                 <w:i w:val="0"/>
                 <w:sz w:val="16"/>
               </w:rPr>
-              <w:t>S01</w:t>
+              <w:t>S06</w:t>
               <w:br/>
             </w:r>
             <w:r>
@@ -2508,7 +3228,7 @@
                 <w:color w:val="64748B"/>
                 <w:sz w:val="14"/>
               </w:rPr>
-              <w:t>Démographie</w:t>
+              <w:t>Crédit &amp; épargne</w:t>
             </w:r>
           </w:p>
         </w:tc>
@@ -2524,7 +3244,7 @@
                 <w:color w:val="16A34A"/>
                 <w:sz w:val="16"/>
               </w:rPr>
-              <w:t>s01q10_1</w:t>
+              <w:t>s01q23, s01q00b, s01q23_autre</w:t>
             </w:r>
           </w:p>
         </w:tc>
@@ -2555,7 +3275,7 @@
                 <w:i w:val="0"/>
                 <w:sz w:val="17"/>
               </w:rPr>
-              <w:t>Prière de corriger.La taille du ménage lors de l'enquête principale (7) de ce ménage est inférieur à la taille du denombrement (11), prière de fournir des explications concrètes ou aller revisiter le ménage.</w:t>
+              <w:t>La  raison pourquoi Khadim gueye n'a pas demandé de crédit auprès d'une institution financière au cours des 12 derniers mois est ne sait pas et semble exister dans les modalités, prière de prendre attache avec le QG pour plus d'explication afin de la classer bien.</w:t>
             </w:r>
           </w:p>
         </w:tc>
@@ -2588,7 +3308,7 @@
                 <w:i w:val="0"/>
                 <w:sz w:val="16"/>
               </w:rPr>
-              <w:t>S02</w:t>
+              <w:t>S07</w:t>
               <w:br/>
             </w:r>
             <w:r>
@@ -2598,7 +3318,7 @@
                 <w:color w:val="64748B"/>
                 <w:sz w:val="14"/>
               </w:rPr>
-              <w:t>Éducation</w:t>
+              <w:t>Consommation alimentaire</w:t>
             </w:r>
           </w:p>
         </w:tc>
@@ -2645,7 +3365,7 @@
                 <w:i w:val="0"/>
                 <w:sz w:val="17"/>
               </w:rPr>
-              <w:t>Attention!!! le montant payé pour les frais de scolarité ( 17000 FCFA) de Fatima Sall  qui fréquente 2ème année de Maternelle semble faible.</w:t>
+              <w:t>Prière de corriger ou de confirmer avec le QG.</w:t>
             </w:r>
           </w:p>
         </w:tc>
@@ -2678,7 +3398,7 @@
                 <w:i w:val="0"/>
                 <w:sz w:val="16"/>
               </w:rPr>
-              <w:t>S02</w:t>
+              <w:t>S07</w:t>
               <w:br/>
             </w:r>
             <w:r>
@@ -2688,7 +3408,7 @@
                 <w:color w:val="64748B"/>
                 <w:sz w:val="14"/>
               </w:rPr>
-              <w:t>Éducation</w:t>
+              <w:t>Consommation alimentaire</w:t>
             </w:r>
           </w:p>
         </w:tc>
@@ -2704,7 +3424,7 @@
                 <w:color w:val="16A34A"/>
                 <w:sz w:val="16"/>
               </w:rPr>
-              <w:t>—</w:t>
+              <w:t>s02q16, s03q05, s03q08, s03q15, s06q18, s07bq01, s07bq04, s07bq03b1</w:t>
             </w:r>
           </w:p>
         </w:tc>
@@ -2735,7 +3455,7 @@
                 <w:i w:val="0"/>
                 <w:sz w:val="17"/>
               </w:rPr>
-              <w:t>Veuillez verifier cette information auprès de l'enquêté ou confirmer avec le QG.</w:t>
+              <w:t>La consommation de 3 Pièce en Moyen de Mangue provient de la propre production du ménage mais le ménage n'est pas agriculteur, prière de reprendre la section agriculture ou verifier cette quantité s'elle ne provient pas d'autre source.</w:t>
             </w:r>
           </w:p>
         </w:tc>
@@ -2768,7 +3488,7 @@
                 <w:i w:val="0"/>
                 <w:sz w:val="16"/>
               </w:rPr>
-              <w:t>S02</w:t>
+              <w:t>S07</w:t>
               <w:br/>
             </w:r>
             <w:r>
@@ -2778,7 +3498,7 @@
                 <w:color w:val="64748B"/>
                 <w:sz w:val="14"/>
               </w:rPr>
-              <w:t>Éducation</w:t>
+              <w:t>Consommation alimentaire</w:t>
             </w:r>
           </w:p>
         </w:tc>
@@ -2794,7 +3514,7 @@
                 <w:color w:val="16A34A"/>
                 <w:sz w:val="16"/>
               </w:rPr>
-              <w:t>—</w:t>
+              <w:t>s07bq07a, s07bq07b, s07bq07c, s07bq08</w:t>
             </w:r>
           </w:p>
         </w:tc>
@@ -2825,7 +3545,7 @@
                 <w:i w:val="0"/>
                 <w:sz w:val="17"/>
               </w:rPr>
-              <w:t>veuillez, s'il vous plait, confirmer la cotisation ( 3000 FCFA) payée de Fatima Sall avec le QG ou apporter les corrections nécessaires.</w:t>
+              <w:t>Le prix d'achat unitaire (500 Fcfa) de Sel en Sac (5 Kg) de taille taille unique est très faible, prière de regarder les reponses prises dans les questions s07bq07a s07bq07b s07bq07c s07bq08 pour mieux corriger.</w:t>
             </w:r>
           </w:p>
         </w:tc>
@@ -2858,7 +3578,7 @@
                 <w:i w:val="0"/>
                 <w:sz w:val="16"/>
               </w:rPr>
-              <w:t>S02</w:t>
+              <w:t>S07</w:t>
               <w:br/>
             </w:r>
             <w:r>
@@ -2868,7 +3588,7 @@
                 <w:color w:val="64748B"/>
                 <w:sz w:val="14"/>
               </w:rPr>
-              <w:t>Éducation</w:t>
+              <w:t>Consommation alimentaire</w:t>
             </w:r>
           </w:p>
         </w:tc>
@@ -2884,7 +3604,7 @@
                 <w:color w:val="16A34A"/>
                 <w:sz w:val="16"/>
               </w:rPr>
-              <w:t>—</w:t>
+              <w:t>s07bq07a, s07bq07b, s07bq07c, s07bq08</w:t>
             </w:r>
           </w:p>
         </w:tc>
@@ -2915,7 +3635,7 @@
                 <w:i w:val="0"/>
                 <w:sz w:val="17"/>
               </w:rPr>
-              <w:t>Attention!!! le montant payé pour les frais de scolarité ( 19500 FCFA) de Mouhamed sall  qui fréquente 5ème année de Primaire semble faible.</w:t>
+              <w:t>Le prix d'achat unitaire (6000 Fcfa) de Poivre en Kg de taille taille unique prière de regarder les reponses prises dans les questions s07bq07a s07bq07b s07bq07c s07bq08 pour mieux corriger.</w:t>
             </w:r>
           </w:p>
         </w:tc>
@@ -2948,7 +3668,7 @@
                 <w:i w:val="0"/>
                 <w:sz w:val="16"/>
               </w:rPr>
-              <w:t>S02</w:t>
+              <w:t>S09</w:t>
               <w:br/>
             </w:r>
             <w:r>
@@ -2958,7 +3678,7 @@
                 <w:color w:val="64748B"/>
                 <w:sz w:val="14"/>
               </w:rPr>
-              <w:t>Éducation</w:t>
+              <w:t>Dépenses non alimentaires</w:t>
             </w:r>
           </w:p>
         </w:tc>
@@ -3005,7 +3725,7 @@
                 <w:i w:val="0"/>
                 <w:sz w:val="17"/>
               </w:rPr>
-              <w:t>veuillez, s'il vous plait, confirmer la cotisation ( 4400 FCFA) payée de Mouhamed sall avec le QG ou apporter les corrections nécessaires.</w:t>
+              <w:t>Attention ! La dépense du ménage de MOUSSA SALL (7000 Fcfa) au cours de 7 derniers jours de Essence pour motocyclette est relativement élevé.</w:t>
             </w:r>
           </w:p>
         </w:tc>
@@ -3038,7 +3758,7 @@
                 <w:i w:val="0"/>
                 <w:sz w:val="16"/>
               </w:rPr>
-              <w:t>S02</w:t>
+              <w:t>S09</w:t>
               <w:br/>
             </w:r>
             <w:r>
@@ -3048,7 +3768,7 @@
                 <w:color w:val="64748B"/>
                 <w:sz w:val="14"/>
               </w:rPr>
-              <w:t>Éducation</w:t>
+              <w:t>Dépenses non alimentaires</w:t>
             </w:r>
           </w:p>
         </w:tc>
@@ -3095,7 +3815,7 @@
                 <w:i w:val="0"/>
                 <w:sz w:val="17"/>
               </w:rPr>
-              <w:t>veuillez, s'il vous plait, confirmer la cotisation ( 3500 FCFA) payée de Aissata Sall avec le QG ou apporter les corrections nécessaires.</w:t>
+              <w:t>Prière de corriger ou de confirmer avec le QG.</w:t>
             </w:r>
           </w:p>
         </w:tc>
@@ -3128,7 +3848,7 @@
                 <w:i w:val="0"/>
                 <w:sz w:val="16"/>
               </w:rPr>
-              <w:t>S02</w:t>
+              <w:t>S09</w:t>
               <w:br/>
             </w:r>
             <w:r>
@@ -3138,7 +3858,7 @@
                 <w:color w:val="64748B"/>
                 <w:sz w:val="14"/>
               </w:rPr>
-              <w:t>Éducation</w:t>
+              <w:t>Dépenses non alimentaires</w:t>
             </w:r>
           </w:p>
         </w:tc>
@@ -3154,7 +3874,7 @@
                 <w:color w:val="16A34A"/>
                 <w:sz w:val="16"/>
               </w:rPr>
-              <w:t>s01q23, s01q00b, s01q23_autre</w:t>
+              <w:t>—</w:t>
             </w:r>
           </w:p>
         </w:tc>
@@ -3185,7 +3905,7 @@
                 <w:i w:val="0"/>
                 <w:sz w:val="17"/>
               </w:rPr>
-              <w:t>Le domaine que Moussa sall bénéficié de cette formation est CAP EN ENSEIGNEMENT et semble exister dans les modalités, prière de prendre attache avec le QG pour plus d'explication afin de la classer bien.</w:t>
+              <w:t>Attention ! La dépense du ménage de MOUSSA SALL (12500 Fcfa) au cours de 30 derniers jours de Gaz domestique 12,5 kilogrammes est relativement élevé.</w:t>
             </w:r>
           </w:p>
         </w:tc>
@@ -3218,7 +3938,7 @@
                 <w:i w:val="0"/>
                 <w:sz w:val="16"/>
               </w:rPr>
-              <w:t>S02</w:t>
+              <w:t>S09</w:t>
               <w:br/>
             </w:r>
             <w:r>
@@ -3228,7 +3948,7 @@
                 <w:color w:val="64748B"/>
                 <w:sz w:val="14"/>
               </w:rPr>
-              <w:t>Éducation</w:t>
+              <w:t>Dépenses non alimentaires</w:t>
             </w:r>
           </w:p>
         </w:tc>
@@ -3275,7 +3995,7 @@
                 <w:i w:val="0"/>
                 <w:sz w:val="17"/>
               </w:rPr>
-              <w:t>Prière de vous adresser à Moussa sall pour avoir l'année exacte.</w:t>
+              <w:t>Prière de corriger ou de confirmer avec le QG.</w:t>
             </w:r>
           </w:p>
         </w:tc>
@@ -3308,7 +4028,7 @@
                 <w:i w:val="0"/>
                 <w:sz w:val="16"/>
               </w:rPr>
-              <w:t>S02</w:t>
+              <w:t>S09</w:t>
               <w:br/>
             </w:r>
             <w:r>
@@ -3318,7 +4038,7 @@
                 <w:color w:val="64748B"/>
                 <w:sz w:val="14"/>
               </w:rPr>
-              <w:t>Éducation</w:t>
+              <w:t>Dépenses non alimentaires</w:t>
             </w:r>
           </w:p>
         </w:tc>
@@ -3365,7 +4085,7 @@
                 <w:i w:val="0"/>
                 <w:sz w:val="17"/>
               </w:rPr>
-              <w:t>Prière de vous adresser à Khadim gueye pour avoir l'année exacte.</w:t>
+              <w:t>Attention ! La dépense du ménage de MOUSSA SALL (4500 Fcfa) au cours de 3 derniers mois de Services de réparation et d'entretien (vidange, graissage, gonflage de pneu etc.</w:t>
             </w:r>
           </w:p>
         </w:tc>
@@ -3398,7 +4118,7 @@
                 <w:i w:val="0"/>
                 <w:sz w:val="16"/>
               </w:rPr>
-              <w:t>S04</w:t>
+              <w:t>S09</w:t>
               <w:br/>
             </w:r>
             <w:r>
@@ -3408,7 +4128,7 @@
                 <w:color w:val="64748B"/>
                 <w:sz w:val="14"/>
               </w:rPr>
-              <w:t>Emploi</w:t>
+              <w:t>Dépenses non alimentaires</w:t>
             </w:r>
           </w:p>
         </w:tc>
@@ -3424,7 +4144,7 @@
                 <w:color w:val="16A34A"/>
                 <w:sz w:val="16"/>
               </w:rPr>
-              <w:t>s04q01, s04q02, s04q03, s04q04, s04q05, s04q06, s04q07, s04q08</w:t>
+              <w:t>—</w:t>
             </w:r>
           </w:p>
         </w:tc>
@@ -3455,7 +4175,7 @@
                 <w:i w:val="0"/>
                 <w:sz w:val="17"/>
               </w:rPr>
-              <w:t>pour Fary sall semble très élevés, prière de corriger ou confirmer avec le QG (s04q01 s04q02 s04q03 s04q04 s04q05 s04q06 s04q07 s04q08).</w:t>
+              <w:t>) de moyens de transport personnel (voitures, motos, bicyclette, etc.</w:t>
             </w:r>
           </w:p>
         </w:tc>
@@ -3488,7 +4208,7 @@
                 <w:i w:val="0"/>
                 <w:sz w:val="16"/>
               </w:rPr>
-              <w:t>S04</w:t>
+              <w:t>S09</w:t>
               <w:br/>
             </w:r>
             <w:r>
@@ -3498,7 +4218,7 @@
                 <w:color w:val="64748B"/>
                 <w:sz w:val="14"/>
               </w:rPr>
-              <w:t>Emploi</w:t>
+              <w:t>Dépenses non alimentaires</w:t>
             </w:r>
           </w:p>
         </w:tc>
@@ -3514,7 +4234,7 @@
                 <w:color w:val="16A34A"/>
                 <w:sz w:val="16"/>
               </w:rPr>
-              <w:t>s01q47__1, s01q47__2, s01q47__3, s01q47__4, s01q47__5, s01q47__6, s01q47__7, s02q15</w:t>
+              <w:t>—</w:t>
             </w:r>
           </w:p>
         </w:tc>
@@ -3545,7 +4265,7 @@
                 <w:i w:val="0"/>
                 <w:sz w:val="17"/>
               </w:rPr>
-              <w:t>Attention! le nombre d'heure (3 heures) que Fary sall a travaillé par jour semble faible, veuillez s'il vous plait confirmer cette information avec le QG.</w:t>
+              <w:t>) est relativement élevé.</w:t>
             </w:r>
           </w:p>
         </w:tc>
@@ -3578,7 +4298,7 @@
                 <w:i w:val="0"/>
                 <w:sz w:val="16"/>
               </w:rPr>
-              <w:t>S06</w:t>
+              <w:t>S09</w:t>
               <w:br/>
             </w:r>
             <w:r>
@@ -3588,7 +4308,7 @@
                 <w:color w:val="64748B"/>
                 <w:sz w:val="14"/>
               </w:rPr>
-              <w:t>Crédit &amp; épargne</w:t>
+              <w:t>Dépenses non alimentaires</w:t>
             </w:r>
           </w:p>
         </w:tc>
@@ -3635,7 +4355,7 @@
                 <w:i w:val="0"/>
                 <w:sz w:val="17"/>
               </w:rPr>
-              <w:t>Veuillez vous rassurez réellement que la personne n'a pas affecté de crédit immobilier.</w:t>
+              <w:t>Prière de corriger ou de confirmer avec le QG.</w:t>
             </w:r>
           </w:p>
         </w:tc>
@@ -3668,7 +4388,7 @@
                 <w:i w:val="0"/>
                 <w:sz w:val="16"/>
               </w:rPr>
-              <w:t>S06</w:t>
+              <w:t>S09</w:t>
               <w:br/>
             </w:r>
             <w:r>
@@ -3678,7 +4398,7 @@
                 <w:color w:val="64748B"/>
                 <w:sz w:val="14"/>
               </w:rPr>
-              <w:t>Crédit &amp; épargne</w:t>
+              <w:t>Dépenses non alimentaires</w:t>
             </w:r>
           </w:p>
         </w:tc>
@@ -3694,7 +4414,7 @@
                 <w:color w:val="16A34A"/>
                 <w:sz w:val="16"/>
               </w:rPr>
-              <w:t>s01q23, s01q00b, s01q23_autre</w:t>
+              <w:t>—</w:t>
             </w:r>
           </w:p>
         </w:tc>
@@ -3725,7 +4445,7 @@
                 <w:i w:val="0"/>
                 <w:sz w:val="17"/>
               </w:rPr>
-              <w:t>La  raison pourquoi Khadim gueye n'a pas demandé de crédit auprès d'une institution financière au cours des 12 derniers mois est ne sait pas et semble exister dans les modalités, prière de prendre attache avec le QG pour plus d'explication afin de la classer bien.</w:t>
+              <w:t>Attention ! La dépense du ménage de MOUSSA SALL (800 Fcfa) au cours de 3 derniers mois de Frais de photocopies de document est relativement élevé.</w:t>
             </w:r>
           </w:p>
         </w:tc>
@@ -3758,7 +4478,7 @@
                 <w:i w:val="0"/>
                 <w:sz w:val="16"/>
               </w:rPr>
-              <w:t>S07</w:t>
+              <w:t>S09</w:t>
               <w:br/>
             </w:r>
             <w:r>
@@ -3768,7 +4488,7 @@
                 <w:color w:val="64748B"/>
                 <w:sz w:val="14"/>
               </w:rPr>
-              <w:t>Consommation alimentaire</w:t>
+              <w:t>Dépenses non alimentaires</w:t>
             </w:r>
           </w:p>
         </w:tc>
@@ -3815,7 +4535,7 @@
                 <w:i w:val="0"/>
                 <w:sz w:val="17"/>
               </w:rPr>
-              <w:t>Prière de corriger ou de confirmer avec le QG.</w:t>
+              <w:t>Attention ! La dépense du ménage de MOUSSA SALL (100000 Fcfa) au cours de 12 derniers mois de Achat d'un motocycle pour usage personnel est relativement élevé.</w:t>
             </w:r>
           </w:p>
         </w:tc>
@@ -3848,7 +4568,7 @@
                 <w:i w:val="0"/>
                 <w:sz w:val="16"/>
               </w:rPr>
-              <w:t>S07</w:t>
+              <w:t>S09</w:t>
               <w:br/>
             </w:r>
             <w:r>
@@ -3858,7 +4578,7 @@
                 <w:color w:val="64748B"/>
                 <w:sz w:val="14"/>
               </w:rPr>
-              <w:t>Consommation alimentaire</w:t>
+              <w:t>Dépenses non alimentaires</w:t>
             </w:r>
           </w:p>
         </w:tc>
@@ -3874,7 +4594,7 @@
                 <w:color w:val="16A34A"/>
                 <w:sz w:val="16"/>
               </w:rPr>
-              <w:t>s02q16, s03q05, s03q08, s03q15, s06q18, s07bq01, s07bq04, s07bq03b1</w:t>
+              <w:t>—</w:t>
             </w:r>
           </w:p>
         </w:tc>
@@ -3905,7 +4625,7 @@
                 <w:i w:val="0"/>
                 <w:sz w:val="17"/>
               </w:rPr>
-              <w:t>La consommation de 3 Pièce en Moyen de Mangue provient de la propre production du ménage mais le ménage n'est pas agriculteur, prière de reprendre la section agriculture ou verifier cette quantité s'elle ne provient pas d'autre source.</w:t>
+              <w:t>Prière de corriger ou de confirmer avec le QG.</w:t>
             </w:r>
           </w:p>
         </w:tc>
@@ -3938,7 +4658,7 @@
                 <w:i w:val="0"/>
                 <w:sz w:val="16"/>
               </w:rPr>
-              <w:t>S07</w:t>
+              <w:t>S09</w:t>
               <w:br/>
             </w:r>
             <w:r>
@@ -3948,7 +4668,7 @@
                 <w:color w:val="64748B"/>
                 <w:sz w:val="14"/>
               </w:rPr>
-              <w:t>Consommation alimentaire</w:t>
+              <w:t>Dépenses non alimentaires</w:t>
             </w:r>
           </w:p>
         </w:tc>
@@ -3964,7 +4684,7 @@
                 <w:color w:val="16A34A"/>
                 <w:sz w:val="16"/>
               </w:rPr>
-              <w:t>s07bq07a, s07bq07b, s07bq07c, s07bq08</w:t>
+              <w:t>—</w:t>
             </w:r>
           </w:p>
         </w:tc>
@@ -3995,7 +4715,7 @@
                 <w:i w:val="0"/>
                 <w:sz w:val="17"/>
               </w:rPr>
-              <w:t>Le prix d'achat unitaire (500 Fcfa) de Sel en Sac (5 Kg) de taille taille unique est très faible, prière de regarder les reponses prises dans les questions s07bq07a s07bq07b s07bq07c s07bq08 pour mieux corriger.</w:t>
+              <w:t>Attention ! La dépense du ménage de MOUSSA SALL (2000 Fcfa) au cours de 12 derniers mois de Livres non scolaires, bande dessinée est relativement élevé.</w:t>
             </w:r>
           </w:p>
         </w:tc>
@@ -4028,7 +4748,7 @@
                 <w:i w:val="0"/>
                 <w:sz w:val="16"/>
               </w:rPr>
-              <w:t>S07</w:t>
+              <w:t>S09</w:t>
               <w:br/>
             </w:r>
             <w:r>
@@ -4038,7 +4758,7 @@
                 <w:color w:val="64748B"/>
                 <w:sz w:val="14"/>
               </w:rPr>
-              <w:t>Consommation alimentaire</w:t>
+              <w:t>Dépenses non alimentaires</w:t>
             </w:r>
           </w:p>
         </w:tc>
@@ -4054,7 +4774,7 @@
                 <w:color w:val="16A34A"/>
                 <w:sz w:val="16"/>
               </w:rPr>
-              <w:t>s07bq07a, s07bq07b, s07bq07c, s07bq08</w:t>
+              <w:t>—</w:t>
             </w:r>
           </w:p>
         </w:tc>
@@ -4085,7 +4805,7 @@
                 <w:i w:val="0"/>
                 <w:sz w:val="17"/>
               </w:rPr>
-              <w:t>Le prix d'achat unitaire (6000 Fcfa) de Poivre en Kg de taille taille unique prière de regarder les reponses prises dans les questions s07bq07a s07bq07b s07bq07c s07bq08 pour mieux corriger.</w:t>
+              <w:t>Attention ! La dépense du ménage de MOUSSA SALL (24000 Fcfa) au cours de 12 derniers mois de Achat de routeur Wi-Fi ou modem Internet pour usage personnel est relativement élevé.</w:t>
             </w:r>
           </w:p>
         </w:tc>
@@ -4118,7 +4838,7 @@
                 <w:i w:val="0"/>
                 <w:sz w:val="16"/>
               </w:rPr>
-              <w:t>S09</w:t>
+              <w:t>S10</w:t>
               <w:br/>
             </w:r>
             <w:r>
@@ -4128,7 +4848,7 @@
                 <w:color w:val="64748B"/>
                 <w:sz w:val="14"/>
               </w:rPr>
-              <w:t>Dépenses non alimentaires</w:t>
+              <w:t>Logement</w:t>
             </w:r>
           </w:p>
         </w:tc>
@@ -4175,7 +4895,7 @@
                 <w:i w:val="0"/>
                 <w:sz w:val="17"/>
               </w:rPr>
-              <w:t>Attention ! La dépense du ménage de MOUSSA SALL (7000 Fcfa) au cours de 7 derniers jours de Essence pour motocyclette est relativement élevé.</w:t>
+              <w:t>L'entreprise vente de dejeuner est généralement une entreprise commerciale ou de service dont elle ne depense pas en achat de matières premières.Elle ne transforme pas de produit donc ne peut pas obtenir un montant sur la vente des produits transformés (10.48 ou 10.49).</w:t>
             </w:r>
           </w:p>
         </w:tc>
@@ -4208,7 +4928,7 @@
                 <w:i w:val="0"/>
                 <w:sz w:val="16"/>
               </w:rPr>
-              <w:t>S09</w:t>
+              <w:t>S10</w:t>
               <w:br/>
             </w:r>
             <w:r>
@@ -4218,7 +4938,7 @@
                 <w:color w:val="64748B"/>
                 <w:sz w:val="14"/>
               </w:rPr>
-              <w:t>Dépenses non alimentaires</w:t>
+              <w:t>Logement</w:t>
             </w:r>
           </w:p>
         </w:tc>
@@ -4265,7 +4985,7 @@
                 <w:i w:val="0"/>
                 <w:sz w:val="17"/>
               </w:rPr>
-              <w:t>Prière de corriger ou de confirmer avec le QG.</w:t>
+              <w:t>Prière de mettre 0 pour ces questions si elles ne font pas de transformation.</w:t>
             </w:r>
           </w:p>
         </w:tc>
@@ -4298,7 +5018,7 @@
                 <w:i w:val="0"/>
                 <w:sz w:val="16"/>
               </w:rPr>
-              <w:t>S09</w:t>
+              <w:t>S10</w:t>
               <w:br/>
             </w:r>
             <w:r>
@@ -4308,7 +5028,7 @@
                 <w:color w:val="64748B"/>
                 <w:sz w:val="14"/>
               </w:rPr>
-              <w:t>Dépenses non alimentaires</w:t>
+              <w:t>Logement</w:t>
             </w:r>
           </w:p>
         </w:tc>
@@ -4355,7 +5075,7 @@
                 <w:i w:val="0"/>
                 <w:sz w:val="17"/>
               </w:rPr>
-              <w:t>Attention ! La dépense du ménage de MOUSSA SALL (12500 Fcfa) au cours de 30 derniers jours de Gaz domestique 12,5 kilogrammes est relativement élevé.</w:t>
+              <w:t>L'entreprise vente de dejeuner n'est pas une entreprise de fabrication et pourtant vous avez renseigné soit renseigner la question 10.48 ou 10.49, si vous pensez qu'elle est une entreprise de fabrication prière de reprendre le classement de la nomenclature en 10.17a ou s'elle ne fait de fabrication merci de mettre 0 en 10.48 et 10.49.</w:t>
             </w:r>
           </w:p>
         </w:tc>
@@ -4388,7 +5108,7 @@
                 <w:i w:val="0"/>
                 <w:sz w:val="16"/>
               </w:rPr>
-              <w:t>S09</w:t>
+              <w:t>S10</w:t>
               <w:br/>
             </w:r>
             <w:r>
@@ -4398,7 +5118,7 @@
                 <w:color w:val="64748B"/>
                 <w:sz w:val="14"/>
               </w:rPr>
-              <w:t>Dépenses non alimentaires</w:t>
+              <w:t>Logement</w:t>
             </w:r>
           </w:p>
         </w:tc>
@@ -4445,7 +5165,7 @@
                 <w:i w:val="0"/>
                 <w:sz w:val="17"/>
               </w:rPr>
-              <w:t>Prière de corriger ou de confirmer avec le QG.</w:t>
+              <w:t>Mettre soit le montant en 10.46 et 10.47 s'elle fait de commerce ou mettre en 10.50 s'elle rend service.</w:t>
             </w:r>
           </w:p>
         </w:tc>
@@ -4478,7 +5198,7 @@
                 <w:i w:val="0"/>
                 <w:sz w:val="16"/>
               </w:rPr>
-              <w:t>S09</w:t>
+              <w:t>S11</w:t>
               <w:br/>
             </w:r>
             <w:r>
@@ -4488,7 +5208,7 @@
                 <w:color w:val="64748B"/>
                 <w:sz w:val="14"/>
               </w:rPr>
-              <w:t>Dépenses non alimentaires</w:t>
+              <w:t>Logement / cadre de vie</w:t>
             </w:r>
           </w:p>
         </w:tc>
@@ -4504,7 +5224,7 @@
                 <w:color w:val="16A34A"/>
                 <w:sz w:val="16"/>
               </w:rPr>
-              <w:t>—</w:t>
+              <w:t>s00q11, s01q03b, s01q04b, s02q01__1, s02q02__1, s02q03__1, s02q04, s02q15</w:t>
             </w:r>
           </w:p>
         </w:tc>
@@ -4535,7 +5255,7 @@
                 <w:i w:val="0"/>
                 <w:sz w:val="17"/>
               </w:rPr>
-              <w:t>Attention ! La dépense du ménage de MOUSSA SALL (4500 Fcfa) au cours de 3 derniers mois de Services de réparation et d'entretien (vidange, graissage, gonflage de pneu etc.</w:t>
+              <w:t>Le montant (200000 FCFA) du loyer mensuel payé pour un logement comme le votre (Maison à Etage) dans ce village/quartier est trop élevé, Veuillez s'il vous plaît corriger cette information.</w:t>
             </w:r>
           </w:p>
         </w:tc>
@@ -4568,7 +5288,7 @@
                 <w:i w:val="0"/>
                 <w:sz w:val="16"/>
               </w:rPr>
-              <w:t>S09</w:t>
+              <w:t>S11</w:t>
               <w:br/>
             </w:r>
             <w:r>
@@ -4578,7 +5298,7 @@
                 <w:color w:val="64748B"/>
                 <w:sz w:val="14"/>
               </w:rPr>
-              <w:t>Dépenses non alimentaires</w:t>
+              <w:t>Logement / cadre de vie</w:t>
             </w:r>
           </w:p>
         </w:tc>
@@ -4625,7 +5345,7 @@
                 <w:i w:val="0"/>
                 <w:sz w:val="17"/>
               </w:rPr>
-              <w:t>) de moyens de transport personnel (voitures, motos, bicyclette, etc.</w:t>
+              <w:t>Attention!!! Les ménages vivants dans un(e) Maison à Etage à THIES Rural ont généralement comme principal matériau de revêtement du sol du logement le/la Carreaux/Marbre, mais celui du ménage de MOUSSA SALL (Ciment/Béton) diffère de celui-ci.</w:t>
             </w:r>
           </w:p>
         </w:tc>
@@ -4658,7 +5378,7 @@
                 <w:i w:val="0"/>
                 <w:sz w:val="16"/>
               </w:rPr>
-              <w:t>S09</w:t>
+              <w:t>S11</w:t>
               <w:br/>
             </w:r>
             <w:r>
@@ -4668,7 +5388,7 @@
                 <w:color w:val="64748B"/>
                 <w:sz w:val="14"/>
               </w:rPr>
-              <w:t>Dépenses non alimentaires</w:t>
+              <w:t>Logement / cadre de vie</w:t>
             </w:r>
           </w:p>
         </w:tc>
@@ -4715,7 +5435,7 @@
                 <w:i w:val="0"/>
                 <w:sz w:val="17"/>
               </w:rPr>
-              <w:t>) est relativement élevé.</w:t>
+              <w:t>Prière de vérifier pour être sûr que vous avez choisi les bonnes modalités des questions 11.01 et 11.19.</w:t>
             </w:r>
           </w:p>
         </w:tc>
@@ -4748,7 +5468,7 @@
                 <w:i w:val="0"/>
                 <w:sz w:val="16"/>
               </w:rPr>
-              <w:t>S09</w:t>
+              <w:t>S11</w:t>
               <w:br/>
             </w:r>
             <w:r>
@@ -4758,7 +5478,7 @@
                 <w:color w:val="64748B"/>
                 <w:sz w:val="14"/>
               </w:rPr>
-              <w:t>Dépenses non alimentaires</w:t>
+              <w:t>Logement / cadre de vie</w:t>
             </w:r>
           </w:p>
         </w:tc>
@@ -4805,7 +5525,7 @@
                 <w:i w:val="0"/>
                 <w:sz w:val="17"/>
               </w:rPr>
-              <w:t>Prière de corriger ou de confirmer avec le QG.</w:t>
+              <w:t>Merci de ne pas corriger si vous êtes sûr de celui donné par le ménage et observé par vous.</w:t>
             </w:r>
           </w:p>
         </w:tc>
@@ -4838,7 +5558,7 @@
                 <w:i w:val="0"/>
                 <w:sz w:val="16"/>
               </w:rPr>
-              <w:t>S09</w:t>
+              <w:t>S12</w:t>
               <w:br/>
             </w:r>
             <w:r>
@@ -4848,7 +5568,7 @@
                 <w:color w:val="64748B"/>
                 <w:sz w:val="14"/>
               </w:rPr>
-              <w:t>Dépenses non alimentaires</w:t>
+              <w:t>Avoirs / biens durables</w:t>
             </w:r>
           </w:p>
         </w:tc>
@@ -4895,1267 +5615,7 @@
                 <w:i w:val="0"/>
                 <w:sz w:val="17"/>
               </w:rPr>
-              <w:t>Attention ! La dépense du ménage de MOUSSA SALL (800 Fcfa) au cours de 3 derniers mois de Frais de photocopies de document est relativement élevé.</w:t>
-            </w:r>
-          </w:p>
-        </w:tc>
-      </w:tr>
-      <w:tr>
-        <w:tc>
-          <w:tcPr>
-            <w:tcW w:type="dxa" w:w="964"/>
-          </w:tcPr>
-          <w:p>
-            <w:r>
-              <w:rPr>
-                <w:b/>
-                <w:i w:val="0"/>
-                <w:color w:val="EA580C"/>
-                <w:sz w:val="16"/>
-              </w:rPr>
-              <w:t>Moyenne</w:t>
-            </w:r>
-          </w:p>
-        </w:tc>
-        <w:tc>
-          <w:tcPr>
-            <w:tcW w:type="dxa" w:w="1247"/>
-          </w:tcPr>
-          <w:p>
-            <w:r>
-              <w:rPr>
-                <w:b/>
-                <w:i w:val="0"/>
-                <w:sz w:val="16"/>
-              </w:rPr>
-              <w:t>S09</w:t>
-              <w:br/>
-            </w:r>
-            <w:r>
-              <w:rPr>
-                <w:b w:val="0"/>
-                <w:i w:val="0"/>
-                <w:color w:val="64748B"/>
-                <w:sz w:val="14"/>
-              </w:rPr>
-              <w:t>Dépenses non alimentaires</w:t>
-            </w:r>
-          </w:p>
-        </w:tc>
-        <w:tc>
-          <w:tcPr>
-            <w:tcW w:type="dxa" w:w="1531"/>
-          </w:tcPr>
-          <w:p>
-            <w:r>
-              <w:rPr>
-                <w:b/>
-                <w:i w:val="0"/>
-                <w:color w:val="16A34A"/>
-                <w:sz w:val="16"/>
-              </w:rPr>
-              <w:t>—</w:t>
-            </w:r>
-          </w:p>
-        </w:tc>
-        <w:tc>
-          <w:tcPr>
-            <w:tcW w:type="dxa" w:w="1191"/>
-          </w:tcPr>
-          <w:p>
-            <w:r>
-              <w:rPr>
-                <w:b w:val="0"/>
-                <w:i w:val="0"/>
-                <w:color w:val="64748B"/>
-                <w:sz w:val="16"/>
-              </w:rPr>
-              <w:t>GT-CQ</w:t>
-            </w:r>
-          </w:p>
-        </w:tc>
-        <w:tc>
-          <w:tcPr>
-            <w:tcW w:type="dxa" w:w="4706"/>
-          </w:tcPr>
-          <w:p>
-            <w:r>
-              <w:rPr>
-                <w:b w:val="0"/>
-                <w:i w:val="0"/>
-                <w:sz w:val="17"/>
-              </w:rPr>
-              <w:t>Attention ! La dépense du ménage de MOUSSA SALL (100000 Fcfa) au cours de 12 derniers mois de Achat d'un motocycle pour usage personnel est relativement élevé.</w:t>
-            </w:r>
-          </w:p>
-        </w:tc>
-      </w:tr>
-      <w:tr>
-        <w:tc>
-          <w:tcPr>
-            <w:tcW w:type="dxa" w:w="964"/>
-          </w:tcPr>
-          <w:p>
-            <w:r>
-              <w:rPr>
-                <w:b/>
-                <w:i w:val="0"/>
-                <w:color w:val="EA580C"/>
-                <w:sz w:val="16"/>
-              </w:rPr>
-              <w:t>Moyenne</w:t>
-            </w:r>
-          </w:p>
-        </w:tc>
-        <w:tc>
-          <w:tcPr>
-            <w:tcW w:type="dxa" w:w="1247"/>
-          </w:tcPr>
-          <w:p>
-            <w:r>
-              <w:rPr>
-                <w:b/>
-                <w:i w:val="0"/>
-                <w:sz w:val="16"/>
-              </w:rPr>
-              <w:t>S09</w:t>
-              <w:br/>
-            </w:r>
-            <w:r>
-              <w:rPr>
-                <w:b w:val="0"/>
-                <w:i w:val="0"/>
-                <w:color w:val="64748B"/>
-                <w:sz w:val="14"/>
-              </w:rPr>
-              <w:t>Dépenses non alimentaires</w:t>
-            </w:r>
-          </w:p>
-        </w:tc>
-        <w:tc>
-          <w:tcPr>
-            <w:tcW w:type="dxa" w:w="1531"/>
-          </w:tcPr>
-          <w:p>
-            <w:r>
-              <w:rPr>
-                <w:b/>
-                <w:i w:val="0"/>
-                <w:color w:val="16A34A"/>
-                <w:sz w:val="16"/>
-              </w:rPr>
-              <w:t>—</w:t>
-            </w:r>
-          </w:p>
-        </w:tc>
-        <w:tc>
-          <w:tcPr>
-            <w:tcW w:type="dxa" w:w="1191"/>
-          </w:tcPr>
-          <w:p>
-            <w:r>
-              <w:rPr>
-                <w:b w:val="0"/>
-                <w:i w:val="0"/>
-                <w:color w:val="64748B"/>
-                <w:sz w:val="16"/>
-              </w:rPr>
-              <w:t>GT-CQ</w:t>
-            </w:r>
-          </w:p>
-        </w:tc>
-        <w:tc>
-          <w:tcPr>
-            <w:tcW w:type="dxa" w:w="4706"/>
-          </w:tcPr>
-          <w:p>
-            <w:r>
-              <w:rPr>
-                <w:b w:val="0"/>
-                <w:i w:val="0"/>
-                <w:sz w:val="17"/>
-              </w:rPr>
-              <w:t>Prière de corriger ou de confirmer avec le QG.</w:t>
-            </w:r>
-          </w:p>
-        </w:tc>
-      </w:tr>
-      <w:tr>
-        <w:tc>
-          <w:tcPr>
-            <w:tcW w:type="dxa" w:w="964"/>
-          </w:tcPr>
-          <w:p>
-            <w:r>
-              <w:rPr>
-                <w:b/>
-                <w:i w:val="0"/>
-                <w:color w:val="EA580C"/>
-                <w:sz w:val="16"/>
-              </w:rPr>
-              <w:t>Moyenne</w:t>
-            </w:r>
-          </w:p>
-        </w:tc>
-        <w:tc>
-          <w:tcPr>
-            <w:tcW w:type="dxa" w:w="1247"/>
-          </w:tcPr>
-          <w:p>
-            <w:r>
-              <w:rPr>
-                <w:b/>
-                <w:i w:val="0"/>
-                <w:sz w:val="16"/>
-              </w:rPr>
-              <w:t>S09</w:t>
-              <w:br/>
-            </w:r>
-            <w:r>
-              <w:rPr>
-                <w:b w:val="0"/>
-                <w:i w:val="0"/>
-                <w:color w:val="64748B"/>
-                <w:sz w:val="14"/>
-              </w:rPr>
-              <w:t>Dépenses non alimentaires</w:t>
-            </w:r>
-          </w:p>
-        </w:tc>
-        <w:tc>
-          <w:tcPr>
-            <w:tcW w:type="dxa" w:w="1531"/>
-          </w:tcPr>
-          <w:p>
-            <w:r>
-              <w:rPr>
-                <w:b/>
-                <w:i w:val="0"/>
-                <w:color w:val="16A34A"/>
-                <w:sz w:val="16"/>
-              </w:rPr>
-              <w:t>—</w:t>
-            </w:r>
-          </w:p>
-        </w:tc>
-        <w:tc>
-          <w:tcPr>
-            <w:tcW w:type="dxa" w:w="1191"/>
-          </w:tcPr>
-          <w:p>
-            <w:r>
-              <w:rPr>
-                <w:b w:val="0"/>
-                <w:i w:val="0"/>
-                <w:color w:val="64748B"/>
-                <w:sz w:val="16"/>
-              </w:rPr>
-              <w:t>GT-CQ</w:t>
-            </w:r>
-          </w:p>
-        </w:tc>
-        <w:tc>
-          <w:tcPr>
-            <w:tcW w:type="dxa" w:w="4706"/>
-          </w:tcPr>
-          <w:p>
-            <w:r>
-              <w:rPr>
-                <w:b w:val="0"/>
-                <w:i w:val="0"/>
-                <w:sz w:val="17"/>
-              </w:rPr>
-              <w:t>Attention ! La dépense du ménage de MOUSSA SALL (2000 Fcfa) au cours de 12 derniers mois de Livres non scolaires, bande dessinée est relativement élevé.</w:t>
-            </w:r>
-          </w:p>
-        </w:tc>
-      </w:tr>
-      <w:tr>
-        <w:tc>
-          <w:tcPr>
-            <w:tcW w:type="dxa" w:w="964"/>
-          </w:tcPr>
-          <w:p>
-            <w:r>
-              <w:rPr>
-                <w:b/>
-                <w:i w:val="0"/>
-                <w:color w:val="EA580C"/>
-                <w:sz w:val="16"/>
-              </w:rPr>
-              <w:t>Moyenne</w:t>
-            </w:r>
-          </w:p>
-        </w:tc>
-        <w:tc>
-          <w:tcPr>
-            <w:tcW w:type="dxa" w:w="1247"/>
-          </w:tcPr>
-          <w:p>
-            <w:r>
-              <w:rPr>
-                <w:b/>
-                <w:i w:val="0"/>
-                <w:sz w:val="16"/>
-              </w:rPr>
-              <w:t>S09</w:t>
-              <w:br/>
-            </w:r>
-            <w:r>
-              <w:rPr>
-                <w:b w:val="0"/>
-                <w:i w:val="0"/>
-                <w:color w:val="64748B"/>
-                <w:sz w:val="14"/>
-              </w:rPr>
-              <w:t>Dépenses non alimentaires</w:t>
-            </w:r>
-          </w:p>
-        </w:tc>
-        <w:tc>
-          <w:tcPr>
-            <w:tcW w:type="dxa" w:w="1531"/>
-          </w:tcPr>
-          <w:p>
-            <w:r>
-              <w:rPr>
-                <w:b/>
-                <w:i w:val="0"/>
-                <w:color w:val="16A34A"/>
-                <w:sz w:val="16"/>
-              </w:rPr>
-              <w:t>—</w:t>
-            </w:r>
-          </w:p>
-        </w:tc>
-        <w:tc>
-          <w:tcPr>
-            <w:tcW w:type="dxa" w:w="1191"/>
-          </w:tcPr>
-          <w:p>
-            <w:r>
-              <w:rPr>
-                <w:b w:val="0"/>
-                <w:i w:val="0"/>
-                <w:color w:val="64748B"/>
-                <w:sz w:val="16"/>
-              </w:rPr>
-              <w:t>GT-CQ</w:t>
-            </w:r>
-          </w:p>
-        </w:tc>
-        <w:tc>
-          <w:tcPr>
-            <w:tcW w:type="dxa" w:w="4706"/>
-          </w:tcPr>
-          <w:p>
-            <w:r>
-              <w:rPr>
-                <w:b w:val="0"/>
-                <w:i w:val="0"/>
-                <w:sz w:val="17"/>
-              </w:rPr>
-              <w:t>Attention ! La dépense du ménage de MOUSSA SALL (24000 Fcfa) au cours de 12 derniers mois de Achat de routeur Wi-Fi ou modem Internet pour usage personnel est relativement élevé.</w:t>
-            </w:r>
-          </w:p>
-        </w:tc>
-      </w:tr>
-      <w:tr>
-        <w:tc>
-          <w:tcPr>
-            <w:tcW w:type="dxa" w:w="964"/>
-          </w:tcPr>
-          <w:p>
-            <w:r>
-              <w:rPr>
-                <w:b/>
-                <w:i w:val="0"/>
-                <w:color w:val="EA580C"/>
-                <w:sz w:val="16"/>
-              </w:rPr>
-              <w:t>Moyenne</w:t>
-            </w:r>
-          </w:p>
-        </w:tc>
-        <w:tc>
-          <w:tcPr>
-            <w:tcW w:type="dxa" w:w="1247"/>
-          </w:tcPr>
-          <w:p>
-            <w:r>
-              <w:rPr>
-                <w:b/>
-                <w:i w:val="0"/>
-                <w:sz w:val="16"/>
-              </w:rPr>
-              <w:t>S10</w:t>
-              <w:br/>
-            </w:r>
-            <w:r>
-              <w:rPr>
-                <w:b w:val="0"/>
-                <w:i w:val="0"/>
-                <w:color w:val="64748B"/>
-                <w:sz w:val="14"/>
-              </w:rPr>
-              <w:t>Logement</w:t>
-            </w:r>
-          </w:p>
-        </w:tc>
-        <w:tc>
-          <w:tcPr>
-            <w:tcW w:type="dxa" w:w="1531"/>
-          </w:tcPr>
-          <w:p>
-            <w:r>
-              <w:rPr>
-                <w:b/>
-                <w:i w:val="0"/>
-                <w:color w:val="16A34A"/>
-                <w:sz w:val="16"/>
-              </w:rPr>
-              <w:t>—</w:t>
-            </w:r>
-          </w:p>
-        </w:tc>
-        <w:tc>
-          <w:tcPr>
-            <w:tcW w:type="dxa" w:w="1191"/>
-          </w:tcPr>
-          <w:p>
-            <w:r>
-              <w:rPr>
-                <w:b w:val="0"/>
-                <w:i w:val="0"/>
-                <w:color w:val="64748B"/>
-                <w:sz w:val="16"/>
-              </w:rPr>
-              <w:t>GT-CQ</w:t>
-            </w:r>
-          </w:p>
-        </w:tc>
-        <w:tc>
-          <w:tcPr>
-            <w:tcW w:type="dxa" w:w="4706"/>
-          </w:tcPr>
-          <w:p>
-            <w:r>
-              <w:rPr>
-                <w:b w:val="0"/>
-                <w:i w:val="0"/>
-                <w:sz w:val="17"/>
-              </w:rPr>
-              <w:t>L'entreprise vente de dejeuner est généralement une entreprise commerciale ou de service dont elle ne depense pas en achat de matières premières.Elle ne transforme pas de produit donc ne peut pas obtenir un montant sur la vente des produits transformés (10.48 ou 10.49).</w:t>
-            </w:r>
-          </w:p>
-        </w:tc>
-      </w:tr>
-      <w:tr>
-        <w:tc>
-          <w:tcPr>
-            <w:tcW w:type="dxa" w:w="964"/>
-          </w:tcPr>
-          <w:p>
-            <w:r>
-              <w:rPr>
-                <w:b/>
-                <w:i w:val="0"/>
-                <w:color w:val="EA580C"/>
-                <w:sz w:val="16"/>
-              </w:rPr>
-              <w:t>Moyenne</w:t>
-            </w:r>
-          </w:p>
-        </w:tc>
-        <w:tc>
-          <w:tcPr>
-            <w:tcW w:type="dxa" w:w="1247"/>
-          </w:tcPr>
-          <w:p>
-            <w:r>
-              <w:rPr>
-                <w:b/>
-                <w:i w:val="0"/>
-                <w:sz w:val="16"/>
-              </w:rPr>
-              <w:t>S10</w:t>
-              <w:br/>
-            </w:r>
-            <w:r>
-              <w:rPr>
-                <w:b w:val="0"/>
-                <w:i w:val="0"/>
-                <w:color w:val="64748B"/>
-                <w:sz w:val="14"/>
-              </w:rPr>
-              <w:t>Logement</w:t>
-            </w:r>
-          </w:p>
-        </w:tc>
-        <w:tc>
-          <w:tcPr>
-            <w:tcW w:type="dxa" w:w="1531"/>
-          </w:tcPr>
-          <w:p>
-            <w:r>
-              <w:rPr>
-                <w:b/>
-                <w:i w:val="0"/>
-                <w:color w:val="16A34A"/>
-                <w:sz w:val="16"/>
-              </w:rPr>
-              <w:t>—</w:t>
-            </w:r>
-          </w:p>
-        </w:tc>
-        <w:tc>
-          <w:tcPr>
-            <w:tcW w:type="dxa" w:w="1191"/>
-          </w:tcPr>
-          <w:p>
-            <w:r>
-              <w:rPr>
-                <w:b w:val="0"/>
-                <w:i w:val="0"/>
-                <w:color w:val="64748B"/>
-                <w:sz w:val="16"/>
-              </w:rPr>
-              <w:t>GT-CQ</w:t>
-            </w:r>
-          </w:p>
-        </w:tc>
-        <w:tc>
-          <w:tcPr>
-            <w:tcW w:type="dxa" w:w="4706"/>
-          </w:tcPr>
-          <w:p>
-            <w:r>
-              <w:rPr>
-                <w:b w:val="0"/>
-                <w:i w:val="0"/>
-                <w:sz w:val="17"/>
-              </w:rPr>
-              <w:t>Prière de mettre 0 pour ces questions si elles ne font pas de transformation.</w:t>
-            </w:r>
-          </w:p>
-        </w:tc>
-      </w:tr>
-      <w:tr>
-        <w:tc>
-          <w:tcPr>
-            <w:tcW w:type="dxa" w:w="964"/>
-          </w:tcPr>
-          <w:p>
-            <w:r>
-              <w:rPr>
-                <w:b/>
-                <w:i w:val="0"/>
-                <w:color w:val="EA580C"/>
-                <w:sz w:val="16"/>
-              </w:rPr>
-              <w:t>Moyenne</w:t>
-            </w:r>
-          </w:p>
-        </w:tc>
-        <w:tc>
-          <w:tcPr>
-            <w:tcW w:type="dxa" w:w="1247"/>
-          </w:tcPr>
-          <w:p>
-            <w:r>
-              <w:rPr>
-                <w:b/>
-                <w:i w:val="0"/>
-                <w:sz w:val="16"/>
-              </w:rPr>
-              <w:t>S10</w:t>
-              <w:br/>
-            </w:r>
-            <w:r>
-              <w:rPr>
-                <w:b w:val="0"/>
-                <w:i w:val="0"/>
-                <w:color w:val="64748B"/>
-                <w:sz w:val="14"/>
-              </w:rPr>
-              <w:t>Logement</w:t>
-            </w:r>
-          </w:p>
-        </w:tc>
-        <w:tc>
-          <w:tcPr>
-            <w:tcW w:type="dxa" w:w="1531"/>
-          </w:tcPr>
-          <w:p>
-            <w:r>
-              <w:rPr>
-                <w:b/>
-                <w:i w:val="0"/>
-                <w:color w:val="16A34A"/>
-                <w:sz w:val="16"/>
-              </w:rPr>
-              <w:t>—</w:t>
-            </w:r>
-          </w:p>
-        </w:tc>
-        <w:tc>
-          <w:tcPr>
-            <w:tcW w:type="dxa" w:w="1191"/>
-          </w:tcPr>
-          <w:p>
-            <w:r>
-              <w:rPr>
-                <w:b w:val="0"/>
-                <w:i w:val="0"/>
-                <w:color w:val="64748B"/>
-                <w:sz w:val="16"/>
-              </w:rPr>
-              <w:t>GT-CQ</w:t>
-            </w:r>
-          </w:p>
-        </w:tc>
-        <w:tc>
-          <w:tcPr>
-            <w:tcW w:type="dxa" w:w="4706"/>
-          </w:tcPr>
-          <w:p>
-            <w:r>
-              <w:rPr>
-                <w:b w:val="0"/>
-                <w:i w:val="0"/>
-                <w:sz w:val="17"/>
-              </w:rPr>
-              <w:t>L'entreprise vente de dejeuner n'est pas une entreprise de fabrication et pourtant vous avez renseigné soit renseigner la question 10.48 ou 10.49, si vous pensez qu'elle est une entreprise de fabrication prière de reprendre le classement de la nomenclature en 10.17a ou s'elle ne fait de fabrication merci de mettre 0 en 10.48 et 10.49.</w:t>
-            </w:r>
-          </w:p>
-        </w:tc>
-      </w:tr>
-      <w:tr>
-        <w:tc>
-          <w:tcPr>
-            <w:tcW w:type="dxa" w:w="964"/>
-          </w:tcPr>
-          <w:p>
-            <w:r>
-              <w:rPr>
-                <w:b/>
-                <w:i w:val="0"/>
-                <w:color w:val="EA580C"/>
-                <w:sz w:val="16"/>
-              </w:rPr>
-              <w:t>Moyenne</w:t>
-            </w:r>
-          </w:p>
-        </w:tc>
-        <w:tc>
-          <w:tcPr>
-            <w:tcW w:type="dxa" w:w="1247"/>
-          </w:tcPr>
-          <w:p>
-            <w:r>
-              <w:rPr>
-                <w:b/>
-                <w:i w:val="0"/>
-                <w:sz w:val="16"/>
-              </w:rPr>
-              <w:t>S10</w:t>
-              <w:br/>
-            </w:r>
-            <w:r>
-              <w:rPr>
-                <w:b w:val="0"/>
-                <w:i w:val="0"/>
-                <w:color w:val="64748B"/>
-                <w:sz w:val="14"/>
-              </w:rPr>
-              <w:t>Logement</w:t>
-            </w:r>
-          </w:p>
-        </w:tc>
-        <w:tc>
-          <w:tcPr>
-            <w:tcW w:type="dxa" w:w="1531"/>
-          </w:tcPr>
-          <w:p>
-            <w:r>
-              <w:rPr>
-                <w:b/>
-                <w:i w:val="0"/>
-                <w:color w:val="16A34A"/>
-                <w:sz w:val="16"/>
-              </w:rPr>
-              <w:t>—</w:t>
-            </w:r>
-          </w:p>
-        </w:tc>
-        <w:tc>
-          <w:tcPr>
-            <w:tcW w:type="dxa" w:w="1191"/>
-          </w:tcPr>
-          <w:p>
-            <w:r>
-              <w:rPr>
-                <w:b w:val="0"/>
-                <w:i w:val="0"/>
-                <w:color w:val="64748B"/>
-                <w:sz w:val="16"/>
-              </w:rPr>
-              <w:t>GT-CQ</w:t>
-            </w:r>
-          </w:p>
-        </w:tc>
-        <w:tc>
-          <w:tcPr>
-            <w:tcW w:type="dxa" w:w="4706"/>
-          </w:tcPr>
-          <w:p>
-            <w:r>
-              <w:rPr>
-                <w:b w:val="0"/>
-                <w:i w:val="0"/>
-                <w:sz w:val="17"/>
-              </w:rPr>
-              <w:t>Mettre soit le montant en 10.46 et 10.47 s'elle fait de commerce ou mettre en 10.50 s'elle rend service.</w:t>
-            </w:r>
-          </w:p>
-        </w:tc>
-      </w:tr>
-      <w:tr>
-        <w:tc>
-          <w:tcPr>
-            <w:tcW w:type="dxa" w:w="964"/>
-          </w:tcPr>
-          <w:p>
-            <w:r>
-              <w:rPr>
-                <w:b/>
-                <w:i w:val="0"/>
-                <w:color w:val="EA580C"/>
-                <w:sz w:val="16"/>
-              </w:rPr>
-              <w:t>Moyenne</w:t>
-            </w:r>
-          </w:p>
-        </w:tc>
-        <w:tc>
-          <w:tcPr>
-            <w:tcW w:type="dxa" w:w="1247"/>
-          </w:tcPr>
-          <w:p>
-            <w:r>
-              <w:rPr>
-                <w:b/>
-                <w:i w:val="0"/>
-                <w:sz w:val="16"/>
-              </w:rPr>
-              <w:t>S11</w:t>
-              <w:br/>
-            </w:r>
-            <w:r>
-              <w:rPr>
-                <w:b w:val="0"/>
-                <w:i w:val="0"/>
-                <w:color w:val="64748B"/>
-                <w:sz w:val="14"/>
-              </w:rPr>
-              <w:t>Logement / cadre de vie</w:t>
-            </w:r>
-          </w:p>
-        </w:tc>
-        <w:tc>
-          <w:tcPr>
-            <w:tcW w:type="dxa" w:w="1531"/>
-          </w:tcPr>
-          <w:p>
-            <w:r>
-              <w:rPr>
-                <w:b/>
-                <w:i w:val="0"/>
-                <w:color w:val="16A34A"/>
-                <w:sz w:val="16"/>
-              </w:rPr>
-              <w:t>s00q11, s01q03b, s01q04b, s02q01__1, s02q02__1, s02q03__1, s02q04, s02q15</w:t>
-            </w:r>
-          </w:p>
-        </w:tc>
-        <w:tc>
-          <w:tcPr>
-            <w:tcW w:type="dxa" w:w="1191"/>
-          </w:tcPr>
-          <w:p>
-            <w:r>
-              <w:rPr>
-                <w:b w:val="0"/>
-                <w:i w:val="0"/>
-                <w:color w:val="64748B"/>
-                <w:sz w:val="16"/>
-              </w:rPr>
-              <w:t>GT-CQ</w:t>
-            </w:r>
-          </w:p>
-        </w:tc>
-        <w:tc>
-          <w:tcPr>
-            <w:tcW w:type="dxa" w:w="4706"/>
-          </w:tcPr>
-          <w:p>
-            <w:r>
-              <w:rPr>
-                <w:b w:val="0"/>
-                <w:i w:val="0"/>
-                <w:sz w:val="17"/>
-              </w:rPr>
-              <w:t>Le montant (200000 FCFA) du loyer mensuel payé pour un logement comme le votre (Maison à Etage) dans ce village/quartier est trop élevé, Veuillez s'il vous plaît corriger cette information.</w:t>
-            </w:r>
-          </w:p>
-        </w:tc>
-      </w:tr>
-      <w:tr>
-        <w:tc>
-          <w:tcPr>
-            <w:tcW w:type="dxa" w:w="964"/>
-          </w:tcPr>
-          <w:p>
-            <w:r>
-              <w:rPr>
-                <w:b/>
-                <w:i w:val="0"/>
-                <w:color w:val="EA580C"/>
-                <w:sz w:val="16"/>
-              </w:rPr>
-              <w:t>Moyenne</w:t>
-            </w:r>
-          </w:p>
-        </w:tc>
-        <w:tc>
-          <w:tcPr>
-            <w:tcW w:type="dxa" w:w="1247"/>
-          </w:tcPr>
-          <w:p>
-            <w:r>
-              <w:rPr>
-                <w:b/>
-                <w:i w:val="0"/>
-                <w:sz w:val="16"/>
-              </w:rPr>
-              <w:t>S11</w:t>
-              <w:br/>
-            </w:r>
-            <w:r>
-              <w:rPr>
-                <w:b w:val="0"/>
-                <w:i w:val="0"/>
-                <w:color w:val="64748B"/>
-                <w:sz w:val="14"/>
-              </w:rPr>
-              <w:t>Logement / cadre de vie</w:t>
-            </w:r>
-          </w:p>
-        </w:tc>
-        <w:tc>
-          <w:tcPr>
-            <w:tcW w:type="dxa" w:w="1531"/>
-          </w:tcPr>
-          <w:p>
-            <w:r>
-              <w:rPr>
-                <w:b/>
-                <w:i w:val="0"/>
-                <w:color w:val="16A34A"/>
-                <w:sz w:val="16"/>
-              </w:rPr>
-              <w:t>—</w:t>
-            </w:r>
-          </w:p>
-        </w:tc>
-        <w:tc>
-          <w:tcPr>
-            <w:tcW w:type="dxa" w:w="1191"/>
-          </w:tcPr>
-          <w:p>
-            <w:r>
-              <w:rPr>
-                <w:b w:val="0"/>
-                <w:i w:val="0"/>
-                <w:color w:val="64748B"/>
-                <w:sz w:val="16"/>
-              </w:rPr>
-              <w:t>GT-CQ</w:t>
-            </w:r>
-          </w:p>
-        </w:tc>
-        <w:tc>
-          <w:tcPr>
-            <w:tcW w:type="dxa" w:w="4706"/>
-          </w:tcPr>
-          <w:p>
-            <w:r>
-              <w:rPr>
-                <w:b w:val="0"/>
-                <w:i w:val="0"/>
-                <w:sz w:val="17"/>
-              </w:rPr>
-              <w:t>Attention!!! Les ménages vivants dans un(e) Maison à Etage à THIES Rural ont généralement comme principal matériau de revêtement du sol du logement le/la Carreaux/Marbre, mais celui du ménage de MOUSSA SALL (Ciment/Béton) diffère de celui-ci.</w:t>
-            </w:r>
-          </w:p>
-        </w:tc>
-      </w:tr>
-      <w:tr>
-        <w:tc>
-          <w:tcPr>
-            <w:tcW w:type="dxa" w:w="964"/>
-          </w:tcPr>
-          <w:p>
-            <w:r>
-              <w:rPr>
-                <w:b/>
-                <w:i w:val="0"/>
-                <w:color w:val="EA580C"/>
-                <w:sz w:val="16"/>
-              </w:rPr>
-              <w:t>Moyenne</w:t>
-            </w:r>
-          </w:p>
-        </w:tc>
-        <w:tc>
-          <w:tcPr>
-            <w:tcW w:type="dxa" w:w="1247"/>
-          </w:tcPr>
-          <w:p>
-            <w:r>
-              <w:rPr>
-                <w:b/>
-                <w:i w:val="0"/>
-                <w:sz w:val="16"/>
-              </w:rPr>
-              <w:t>S11</w:t>
-              <w:br/>
-            </w:r>
-            <w:r>
-              <w:rPr>
-                <w:b w:val="0"/>
-                <w:i w:val="0"/>
-                <w:color w:val="64748B"/>
-                <w:sz w:val="14"/>
-              </w:rPr>
-              <w:t>Logement / cadre de vie</w:t>
-            </w:r>
-          </w:p>
-        </w:tc>
-        <w:tc>
-          <w:tcPr>
-            <w:tcW w:type="dxa" w:w="1531"/>
-          </w:tcPr>
-          <w:p>
-            <w:r>
-              <w:rPr>
-                <w:b/>
-                <w:i w:val="0"/>
-                <w:color w:val="16A34A"/>
-                <w:sz w:val="16"/>
-              </w:rPr>
-              <w:t>—</w:t>
-            </w:r>
-          </w:p>
-        </w:tc>
-        <w:tc>
-          <w:tcPr>
-            <w:tcW w:type="dxa" w:w="1191"/>
-          </w:tcPr>
-          <w:p>
-            <w:r>
-              <w:rPr>
-                <w:b w:val="0"/>
-                <w:i w:val="0"/>
-                <w:color w:val="64748B"/>
-                <w:sz w:val="16"/>
-              </w:rPr>
-              <w:t>GT-CQ</w:t>
-            </w:r>
-          </w:p>
-        </w:tc>
-        <w:tc>
-          <w:tcPr>
-            <w:tcW w:type="dxa" w:w="4706"/>
-          </w:tcPr>
-          <w:p>
-            <w:r>
-              <w:rPr>
-                <w:b w:val="0"/>
-                <w:i w:val="0"/>
-                <w:sz w:val="17"/>
-              </w:rPr>
-              <w:t>Prière de vérifier pour être sûr que vous avez choisi les bonnes modalités des questions 11.01 et 11.19.</w:t>
-            </w:r>
-          </w:p>
-        </w:tc>
-      </w:tr>
-      <w:tr>
-        <w:tc>
-          <w:tcPr>
-            <w:tcW w:type="dxa" w:w="964"/>
-          </w:tcPr>
-          <w:p>
-            <w:r>
-              <w:rPr>
-                <w:b/>
-                <w:i w:val="0"/>
-                <w:color w:val="EA580C"/>
-                <w:sz w:val="16"/>
-              </w:rPr>
-              <w:t>Moyenne</w:t>
-            </w:r>
-          </w:p>
-        </w:tc>
-        <w:tc>
-          <w:tcPr>
-            <w:tcW w:type="dxa" w:w="1247"/>
-          </w:tcPr>
-          <w:p>
-            <w:r>
-              <w:rPr>
-                <w:b/>
-                <w:i w:val="0"/>
-                <w:sz w:val="16"/>
-              </w:rPr>
-              <w:t>S11</w:t>
-              <w:br/>
-            </w:r>
-            <w:r>
-              <w:rPr>
-                <w:b w:val="0"/>
-                <w:i w:val="0"/>
-                <w:color w:val="64748B"/>
-                <w:sz w:val="14"/>
-              </w:rPr>
-              <w:t>Logement / cadre de vie</w:t>
-            </w:r>
-          </w:p>
-        </w:tc>
-        <w:tc>
-          <w:tcPr>
-            <w:tcW w:type="dxa" w:w="1531"/>
-          </w:tcPr>
-          <w:p>
-            <w:r>
-              <w:rPr>
-                <w:b/>
-                <w:i w:val="0"/>
-                <w:color w:val="16A34A"/>
-                <w:sz w:val="16"/>
-              </w:rPr>
-              <w:t>—</w:t>
-            </w:r>
-          </w:p>
-        </w:tc>
-        <w:tc>
-          <w:tcPr>
-            <w:tcW w:type="dxa" w:w="1191"/>
-          </w:tcPr>
-          <w:p>
-            <w:r>
-              <w:rPr>
-                <w:b w:val="0"/>
-                <w:i w:val="0"/>
-                <w:color w:val="64748B"/>
-                <w:sz w:val="16"/>
-              </w:rPr>
-              <w:t>GT-CQ</w:t>
-            </w:r>
-          </w:p>
-        </w:tc>
-        <w:tc>
-          <w:tcPr>
-            <w:tcW w:type="dxa" w:w="4706"/>
-          </w:tcPr>
-          <w:p>
-            <w:r>
-              <w:rPr>
-                <w:b w:val="0"/>
-                <w:i w:val="0"/>
-                <w:sz w:val="17"/>
-              </w:rPr>
-              <w:t>Merci de ne pas corriger si vous êtes sûr de celui donné par le ménage et observé par vous.</w:t>
-            </w:r>
-          </w:p>
-        </w:tc>
-      </w:tr>
-      <w:tr>
-        <w:tc>
-          <w:tcPr>
-            <w:tcW w:type="dxa" w:w="964"/>
-          </w:tcPr>
-          <w:p>
-            <w:r>
-              <w:rPr>
-                <w:b/>
-                <w:i w:val="0"/>
-                <w:color w:val="EA580C"/>
-                <w:sz w:val="16"/>
-              </w:rPr>
-              <w:t>Moyenne</w:t>
-            </w:r>
-          </w:p>
-        </w:tc>
-        <w:tc>
-          <w:tcPr>
-            <w:tcW w:type="dxa" w:w="1247"/>
-          </w:tcPr>
-          <w:p>
-            <w:r>
-              <w:rPr>
-                <w:b/>
-                <w:i w:val="0"/>
-                <w:sz w:val="16"/>
-              </w:rPr>
-              <w:t>S12</w:t>
-              <w:br/>
-            </w:r>
-            <w:r>
-              <w:rPr>
-                <w:b w:val="0"/>
-                <w:i w:val="0"/>
-                <w:color w:val="64748B"/>
-                <w:sz w:val="14"/>
-              </w:rPr>
-              <w:t>Avoirs / biens durables</w:t>
-            </w:r>
-          </w:p>
-        </w:tc>
-        <w:tc>
-          <w:tcPr>
-            <w:tcW w:type="dxa" w:w="1531"/>
-          </w:tcPr>
-          <w:p>
-            <w:r>
-              <w:rPr>
-                <w:b/>
-                <w:i w:val="0"/>
-                <w:color w:val="16A34A"/>
-                <w:sz w:val="16"/>
-              </w:rPr>
-              <w:t>—</w:t>
-            </w:r>
-          </w:p>
-        </w:tc>
-        <w:tc>
-          <w:tcPr>
-            <w:tcW w:type="dxa" w:w="1191"/>
-          </w:tcPr>
-          <w:p>
-            <w:r>
-              <w:rPr>
-                <w:b w:val="0"/>
-                <w:i w:val="0"/>
-                <w:color w:val="64748B"/>
-                <w:sz w:val="16"/>
-              </w:rPr>
-              <w:t>GT-CQ</w:t>
-            </w:r>
-          </w:p>
-        </w:tc>
-        <w:tc>
-          <w:tcPr>
-            <w:tcW w:type="dxa" w:w="4706"/>
-          </w:tcPr>
-          <w:p>
-            <w:r>
-              <w:rPr>
-                <w:b w:val="0"/>
-                <w:i w:val="0"/>
-                <w:sz w:val="17"/>
-              </w:rPr>
               <w:t>Prière de vérifier ou confirmer avec l'enquêté et mettre les bonnes valeurs après verification, s'il le faut.</w:t>
-            </w:r>
-          </w:p>
-        </w:tc>
-      </w:tr>
-      <w:tr>
-        <w:tc>
-          <w:tcPr>
-            <w:tcW w:type="dxa" w:w="964"/>
-          </w:tcPr>
-          <w:p>
-            <w:r>
-              <w:rPr>
-                <w:b/>
-                <w:i w:val="0"/>
-                <w:color w:val="EA580C"/>
-                <w:sz w:val="16"/>
-              </w:rPr>
-              <w:t>Moyenne</w:t>
-            </w:r>
-          </w:p>
-        </w:tc>
-        <w:tc>
-          <w:tcPr>
-            <w:tcW w:type="dxa" w:w="1247"/>
-          </w:tcPr>
-          <w:p>
-            <w:r>
-              <w:rPr>
-                <w:b/>
-                <w:i w:val="0"/>
-                <w:sz w:val="16"/>
-              </w:rPr>
-              <w:t>S13</w:t>
-              <w:br/>
-            </w:r>
-            <w:r>
-              <w:rPr>
-                <w:b w:val="0"/>
-                <w:i w:val="0"/>
-                <w:color w:val="64748B"/>
-                <w:sz w:val="14"/>
-              </w:rPr>
-              <w:t>Transferts</w:t>
-            </w:r>
-          </w:p>
-        </w:tc>
-        <w:tc>
-          <w:tcPr>
-            <w:tcW w:type="dxa" w:w="1531"/>
-          </w:tcPr>
-          <w:p>
-            <w:r>
-              <w:rPr>
-                <w:b/>
-                <w:i w:val="0"/>
-                <w:color w:val="16A34A"/>
-                <w:sz w:val="16"/>
-              </w:rPr>
-              <w:t>s00q07a, s00q08, s00q10, s00q13_0, s00q15_0, s00q17_0, s00q23a, s00q23b</w:t>
-            </w:r>
-          </w:p>
-        </w:tc>
-        <w:tc>
-          <w:tcPr>
-            <w:tcW w:type="dxa" w:w="1191"/>
-          </w:tcPr>
-          <w:p>
-            <w:r>
-              <w:rPr>
-                <w:b w:val="0"/>
-                <w:i w:val="0"/>
-                <w:color w:val="64748B"/>
-                <w:sz w:val="16"/>
-              </w:rPr>
-              <w:t>GT-CQ</w:t>
-            </w:r>
-          </w:p>
-        </w:tc>
-        <w:tc>
-          <w:tcPr>
-            <w:tcW w:type="dxa" w:w="4706"/>
-          </w:tcPr>
-          <w:p>
-            <w:r>
-              <w:rPr>
-                <w:b w:val="0"/>
-                <w:i w:val="0"/>
-                <w:sz w:val="17"/>
-              </w:rPr>
-              <w:t>L'enquêteur prière de fournir d'effort pour avoir le niveau d'étude et l'âge de celui qui a envoyé/donné de l'argent dans la section 13a (Transfert reçu).</w:t>
             </w:r>
           </w:p>
         </w:tc>
